--- a/swh/docx/005.content.docx
+++ b/swh/docx/005.content.docx
@@ -150,26 +150,6 @@
           <w:lang w:val="sw_KE" w:bidi="sw_KE"/>
         </w:rPr>
         <w:t>C</w:t>
-      </w:r>
-      <w:r>
-        <w:rPr>
-          <w:lang w:val="sw_KE" w:bidi="sw_KE"/>
-        </w:rPr>
-      </w:r>
-    </w:p>
-    <w:p>
-      <w:pPr/>
-      <w:r>
-        <w:rPr>
-          <w:lang w:val="sw_KE" w:bidi="sw_KE"/>
-        </w:rPr>
-      </w:r>
-      <w:r>
-        <w:rPr>
-          <w:i/>
-          <w:lang w:val="sw_KE" w:bidi="sw_KE"/>
-        </w:rPr>
-        <w:t>Chaguo la Maisha au Kifo, CHUKI YA KIKABILA</w:t>
       </w:r>
       <w:r>
         <w:rPr>

--- a/swh/docx/005.content.docx
+++ b/swh/docx/005.content.docx
@@ -19,7 +19,7 @@
         <w:rPr>
           <w:lang w:val="sw_KE" w:bidi="sw_KE"/>
         </w:rPr>
-        <w:t>Resource: Study Notes - Themes (Tyndale)</w:t>
+        <w:t>Resource: Tyndale Open Study Notes</w:t>
       </w:r>
       <w:r>
         <w:rPr>
@@ -112,7 +112,7 @@
         <w:rPr>
           <w:lang w:val="sw_KE" w:bidi="sw_KE"/>
         </w:rPr>
-        <w:t>Study Notes - Themes (Tyndale)</w:t>
+        <w:t>Tyndale Open Study Notes</w:t>
       </w:r>
     </w:p>
     <w:p>

--- a/swh/docx/005.content.docx
+++ b/swh/docx/005.content.docx
@@ -149,7 +149,7 @@
         <w:rPr>
           <w:lang w:val="sw_KE" w:bidi="sw_KE"/>
         </w:rPr>
-        <w:t>C</w:t>
+        <w:t>D</w:t>
       </w:r>
       <w:r>
         <w:rPr>
@@ -212,7 +212,7 @@
         <w:rPr>
           <w:lang w:val="sw_KE" w:bidi="sw_KE"/>
         </w:rPr>
-        <w:t>Chaguo la Maisha au Kifo</w:t>
+        <w:t>Dhambi Inaingia Ulimwenguni</w:t>
       </w:r>
       <w:r>
         <w:rPr>
@@ -227,12 +227,6 @@
           <w:lang w:val="sw_KE" w:bidi="sw_KE"/>
         </w:rPr>
       </w:r>
-      <w:r>
-        <w:rPr>
-          <w:lang w:val="sw_KE" w:bidi="sw_KE"/>
-        </w:rPr>
-        <w:t>Mose aliwaagiza Waisraeli walipokuwa karibu kuingia Nchi ya Ahadi. Walikuwa na chaguo. Wangeweza kutii agano, ambalo ni maisha kama Mungu alivyoyapanga, na kuishi. Au wangeweza kukataa kutii mpango wa Muumba na kufa (</w:t>
-      </w:r>
       <w:hyperlink r:id="rId13">
         <w:r>
           <w:rPr>
@@ -242,14 +236,68 @@
             <w:color w:val="0000EE"/>
             <w:u w:val="single"/>
           </w:rPr>
-          <w:t>Kumbukumbu la Torati 30:19</w:t>
+          <w:t>Mwanzo 3</w:t>
         </w:r>
       </w:hyperlink>
       <w:r>
         <w:rPr>
           <w:lang w:val="sw_KE" w:bidi="sw_KE"/>
         </w:rPr>
-        <w:t>). Chaguo hili na matokeo yake yaliendelea katika kipindi chote cha agano la Mungu na Israeli.</w:t>
+        <w:t xml:space="preserve"> inaeleza jinsi wanadamu walivyopoteza hali yao ya kimaadili kwa kuasi dhidi ya Mungu. Kile ambacho Mungu aliita "chema sana" hakikuwa tena kikamilifu (</w:t>
+      </w:r>
+      <w:hyperlink r:id="rId14">
+        <w:r>
+          <w:rPr>
+            <w:lang w:val="sw_KE" w:bidi="sw_KE"/>
+          </w:rPr>
+          <w:rPr>
+            <w:color w:val="0000EE"/>
+            <w:u w:val="single"/>
+          </w:rPr>
+          <w:t>Mwanzo 1:31</w:t>
+        </w:r>
+      </w:hyperlink>
+      <w:r>
+        <w:rPr>
+          <w:lang w:val="sw_KE" w:bidi="sw_KE"/>
+        </w:rPr>
+        <w:t>). Mwanaume na mwanamke walikula tunda lililokuwa na ahadi ya maarifa ya mema na mabaya, wakiasi amri ya Mungu (</w:t>
+      </w:r>
+      <w:hyperlink r:id="rId15">
+        <w:r>
+          <w:rPr>
+            <w:lang w:val="sw_KE" w:bidi="sw_KE"/>
+          </w:rPr>
+          <w:rPr>
+            <w:color w:val="0000EE"/>
+            <w:u w:val="single"/>
+          </w:rPr>
+          <w:t>2:16–17</w:t>
+        </w:r>
+      </w:hyperlink>
+      <w:r>
+        <w:rPr>
+          <w:lang w:val="sw_KE" w:bidi="sw_KE"/>
+        </w:rPr>
+        <w:t xml:space="preserve">). Walijaribu kuwa kama Mungu (tazama </w:t>
+      </w:r>
+      <w:hyperlink r:id="rId16">
+        <w:r>
+          <w:rPr>
+            <w:lang w:val="sw_KE" w:bidi="sw_KE"/>
+          </w:rPr>
+          <w:rPr>
+            <w:color w:val="0000EE"/>
+            <w:u w:val="single"/>
+          </w:rPr>
+          <w:t>3:5</w:t>
+        </w:r>
+      </w:hyperlink>
+      <w:r>
+        <w:rPr>
+          <w:lang w:val="sw_KE" w:bidi="sw_KE"/>
+        </w:rPr>
+        <w:t>). Kwa kufanya hivyo, walijiondoa katika hali yao isiyo na dhambi. Walitenganishwa na Mungu, wao kwa wao, na uumbaji. Pia walikumbana na kifo.</w:t>
       </w:r>
     </w:p>
     <w:p>
@@ -263,9 +311,9 @@
         <w:rPr>
           <w:lang w:val="sw_KE" w:bidi="sw_KE"/>
         </w:rPr>
-        <w:t>Lugha maalum ya Kumbukumbu la Torati 30 inaonekana tena katika unabii wa Yeremia wakati wa uvamizi wa Babeli. Mungu alisema, “Tazama, naweka mbele yako njia ya maisha na njia ya kifo” (</w:t>
-      </w:r>
-      <w:hyperlink r:id="rId14">
+        <w:t>Kwa hivyo, wanadamu wote ni "walianguka," ikimaanisha wanazaliwa katika dunia iliyoharibika ambayo husababisha mwelekeo wa dhambi (</w:t>
+      </w:r>
+      <w:hyperlink r:id="rId17">
         <w:r>
           <w:rPr>
             <w:lang w:val="sw_KE" w:bidi="sw_KE"/>
@@ -274,14 +322,158 @@
             <w:color w:val="0000EE"/>
             <w:u w:val="single"/>
           </w:rPr>
-          <w:t>Yeremia 21:8</w:t>
+          <w:t>Mwanzo 8:21</w:t>
         </w:r>
       </w:hyperlink>
       <w:r>
         <w:rPr>
           <w:lang w:val="sw_KE" w:bidi="sw_KE"/>
         </w:rPr>
-        <w:t>). Nabii alionya Mfalme Sedekia na watu wake kutii maagizo ya Bwana. Ikiwa wangetii, wangeishi; ikiwa sivyo, wangekufa.</w:t>
+        <w:t xml:space="preserve">; </w:t>
+      </w:r>
+      <w:hyperlink r:id="rId18">
+        <w:r>
+          <w:rPr>
+            <w:lang w:val="sw_KE" w:bidi="sw_KE"/>
+          </w:rPr>
+          <w:rPr>
+            <w:color w:val="0000EE"/>
+            <w:u w:val="single"/>
+          </w:rPr>
+          <w:t>Ayubu 4:17–21</w:t>
+        </w:r>
+      </w:hyperlink>
+      <w:r>
+        <w:rPr>
+          <w:lang w:val="sw_KE" w:bidi="sw_KE"/>
+        </w:rPr>
+        <w:t xml:space="preserve">; </w:t>
+      </w:r>
+      <w:hyperlink r:id="rId19">
+        <w:r>
+          <w:rPr>
+            <w:lang w:val="sw_KE" w:bidi="sw_KE"/>
+          </w:rPr>
+          <w:rPr>
+            <w:color w:val="0000EE"/>
+            <w:u w:val="single"/>
+          </w:rPr>
+          <w:t>Zaburi 51:5</w:t>
+        </w:r>
+      </w:hyperlink>
+      <w:r>
+        <w:rPr>
+          <w:lang w:val="sw_KE" w:bidi="sw_KE"/>
+        </w:rPr>
+        <w:t xml:space="preserve">; </w:t>
+      </w:r>
+      <w:hyperlink r:id="rId20">
+        <w:r>
+          <w:rPr>
+            <w:lang w:val="sw_KE" w:bidi="sw_KE"/>
+          </w:rPr>
+          <w:rPr>
+            <w:color w:val="0000EE"/>
+            <w:u w:val="single"/>
+          </w:rPr>
+          <w:t>103:10</w:t>
+        </w:r>
+      </w:hyperlink>
+      <w:r>
+        <w:rPr>
+          <w:lang w:val="sw_KE" w:bidi="sw_KE"/>
+        </w:rPr>
+        <w:t xml:space="preserve">; </w:t>
+      </w:r>
+      <w:hyperlink r:id="rId21">
+        <w:r>
+          <w:rPr>
+            <w:lang w:val="sw_KE" w:bidi="sw_KE"/>
+          </w:rPr>
+          <w:rPr>
+            <w:color w:val="0000EE"/>
+            <w:u w:val="single"/>
+          </w:rPr>
+          <w:t>143:2</w:t>
+        </w:r>
+      </w:hyperlink>
+      <w:r>
+        <w:rPr>
+          <w:lang w:val="sw_KE" w:bidi="sw_KE"/>
+        </w:rPr>
+        <w:t xml:space="preserve">; </w:t>
+      </w:r>
+      <w:hyperlink r:id="rId22">
+        <w:r>
+          <w:rPr>
+            <w:lang w:val="sw_KE" w:bidi="sw_KE"/>
+          </w:rPr>
+          <w:rPr>
+            <w:color w:val="0000EE"/>
+            <w:u w:val="single"/>
+          </w:rPr>
+          <w:t>Mithali 20:9</w:t>
+        </w:r>
+      </w:hyperlink>
+      <w:r>
+        <w:rPr>
+          <w:lang w:val="sw_KE" w:bidi="sw_KE"/>
+        </w:rPr>
+        <w:t>). Wanadamu wote pia sasa wanakumbana na kifo. Wakati mwanaume wa kwanza na mwanamke walipomwasi Mungu kwa kula tunda, walipoteza hali yao ya kutokuwa na hatia. Wazao wao na jamii nzima ya wanadamu sasa wanarithi dunia iliyolaaniwa (</w:t>
+      </w:r>
+      <w:hyperlink r:id="rId23">
+        <w:r>
+          <w:rPr>
+            <w:lang w:val="sw_KE" w:bidi="sw_KE"/>
+          </w:rPr>
+          <w:rPr>
+            <w:color w:val="0000EE"/>
+            <w:u w:val="single"/>
+          </w:rPr>
+          <w:t>Warumi 5:12–14</w:t>
+        </w:r>
+      </w:hyperlink>
+      <w:r>
+        <w:rPr>
+          <w:lang w:val="sw_KE" w:bidi="sw_KE"/>
+        </w:rPr>
+        <w:t xml:space="preserve">; </w:t>
+      </w:r>
+      <w:hyperlink r:id="rId24">
+        <w:r>
+          <w:rPr>
+            <w:lang w:val="sw_KE" w:bidi="sw_KE"/>
+          </w:rPr>
+          <w:rPr>
+            <w:color w:val="0000EE"/>
+            <w:u w:val="single"/>
+          </w:rPr>
+          <w:t>1 Wakorintho 15:21–22</w:t>
+        </w:r>
+      </w:hyperlink>
+      <w:r>
+        <w:rPr>
+          <w:lang w:val="sw_KE" w:bidi="sw_KE"/>
+        </w:rPr>
+        <w:t xml:space="preserve">, </w:t>
+      </w:r>
+      <w:hyperlink r:id="rId25">
+        <w:r>
+          <w:rPr>
+            <w:lang w:val="sw_KE" w:bidi="sw_KE"/>
+          </w:rPr>
+          <w:rPr>
+            <w:color w:val="0000EE"/>
+            <w:u w:val="single"/>
+          </w:rPr>
+          <w:t>45–49</w:t>
+        </w:r>
+      </w:hyperlink>
+      <w:r>
+        <w:rPr>
+          <w:lang w:val="sw_KE" w:bidi="sw_KE"/>
+        </w:rPr>
+        <w:t>).</w:t>
       </w:r>
     </w:p>
     <w:p>
@@ -295,9 +487,9 @@
         <w:rPr>
           <w:lang w:val="sw_KE" w:bidi="sw_KE"/>
         </w:rPr>
-        <w:t>Mapema katika huduma ya unabii ya Yeremia, Bwana aliwapa watu wa Yuda nafasi ya kutubu (</w:t>
-      </w:r>
-      <w:hyperlink r:id="rId15">
+        <w:t>Neno "dhambi ya asili" linaelezea jinsi athari za dhambi ya kwanza ya Adamu na Hawa zilivyoenea katika maisha ya watu binafsi na jamii kutokana na uasi wa binadamu. Watu wanapokubali mwelekeo wao wa dhambi, wanawajibika kwa matendo yao wenyewe (</w:t>
+      </w:r>
+      <w:hyperlink r:id="rId26">
         <w:r>
           <w:rPr>
             <w:lang w:val="sw_KE" w:bidi="sw_KE"/>
@@ -306,16 +498,16 @@
             <w:color w:val="0000EE"/>
             <w:u w:val="single"/>
           </w:rPr>
-          <w:t>Yeremia 3:12–4:4</w:t>
+          <w:t>Mhubiri 7:20</w:t>
         </w:r>
       </w:hyperlink>
       <w:r>
         <w:rPr>
           <w:lang w:val="sw_KE" w:bidi="sw_KE"/>
         </w:rPr>
-        <w:t>). Walitakiwa kuacha ibada ya sanamu, kukubali hatia yao, na kukiri uasi wao. Kisha Mungu angewasafisha akili na mioyo yao. Angewaruhusu kuishi kwa amani katika nchi hiyo. Hata hivyo, watu waliendelea kukataa toleo hii (</w:t>
-      </w:r>
-      <w:hyperlink r:id="rId16">
+        <w:t xml:space="preserve">; </w:t>
+      </w:r>
+      <w:hyperlink r:id="rId27">
         <w:r>
           <w:rPr>
             <w:lang w:val="sw_KE" w:bidi="sw_KE"/>
@@ -324,158 +516,14 @@
             <w:color w:val="0000EE"/>
             <w:u w:val="single"/>
           </w:rPr>
-          <w:t>Yeremia 7:5–7</w:t>
+          <w:t>Warumi 3:23</w:t>
         </w:r>
       </w:hyperlink>
       <w:r>
         <w:rPr>
           <w:lang w:val="sw_KE" w:bidi="sw_KE"/>
         </w:rPr>
-        <w:t xml:space="preserve">; </w:t>
-      </w:r>
-      <w:hyperlink r:id="rId17">
-        <w:r>
-          <w:rPr>
-            <w:lang w:val="sw_KE" w:bidi="sw_KE"/>
-          </w:rPr>
-          <w:rPr>
-            <w:color w:val="0000EE"/>
-            <w:u w:val="single"/>
-          </w:rPr>
-          <w:t>18:8–11</w:t>
-        </w:r>
-      </w:hyperlink>
-      <w:r>
-        <w:rPr>
-          <w:lang w:val="sw_KE" w:bidi="sw_KE"/>
-        </w:rPr>
-        <w:t xml:space="preserve">; </w:t>
-      </w:r>
-      <w:hyperlink r:id="rId18">
-        <w:r>
-          <w:rPr>
-            <w:lang w:val="sw_KE" w:bidi="sw_KE"/>
-          </w:rPr>
-          <w:rPr>
-            <w:color w:val="0000EE"/>
-            <w:u w:val="single"/>
-          </w:rPr>
-          <w:t>23:22</w:t>
-        </w:r>
-      </w:hyperlink>
-      <w:r>
-        <w:rPr>
-          <w:lang w:val="sw_KE" w:bidi="sw_KE"/>
-        </w:rPr>
-        <w:t xml:space="preserve">; </w:t>
-      </w:r>
-      <w:hyperlink r:id="rId19">
-        <w:r>
-          <w:rPr>
-            <w:lang w:val="sw_KE" w:bidi="sw_KE"/>
-          </w:rPr>
-          <w:rPr>
-            <w:color w:val="0000EE"/>
-            <w:u w:val="single"/>
-          </w:rPr>
-          <w:t>26:13</w:t>
-        </w:r>
-      </w:hyperlink>
-      <w:r>
-        <w:rPr>
-          <w:lang w:val="sw_KE" w:bidi="sw_KE"/>
-        </w:rPr>
-        <w:t xml:space="preserve">; </w:t>
-      </w:r>
-      <w:hyperlink r:id="rId20">
-        <w:r>
-          <w:rPr>
-            <w:lang w:val="sw_KE" w:bidi="sw_KE"/>
-          </w:rPr>
-          <w:rPr>
-            <w:color w:val="0000EE"/>
-            <w:u w:val="single"/>
-          </w:rPr>
-          <w:t>27:12–13</w:t>
-        </w:r>
-      </w:hyperlink>
-      <w:r>
-        <w:rPr>
-          <w:lang w:val="sw_KE" w:bidi="sw_KE"/>
-        </w:rPr>
-        <w:t xml:space="preserve">; </w:t>
-      </w:r>
-      <w:hyperlink r:id="rId21">
-        <w:r>
-          <w:rPr>
-            <w:lang w:val="sw_KE" w:bidi="sw_KE"/>
-          </w:rPr>
-          <w:rPr>
-            <w:color w:val="0000EE"/>
-            <w:u w:val="single"/>
-          </w:rPr>
-          <w:t>29:32</w:t>
-        </w:r>
-      </w:hyperlink>
-      <w:r>
-        <w:rPr>
-          <w:lang w:val="sw_KE" w:bidi="sw_KE"/>
-        </w:rPr>
-        <w:t xml:space="preserve">; </w:t>
-      </w:r>
-      <w:hyperlink r:id="rId22">
-        <w:r>
-          <w:rPr>
-            <w:lang w:val="sw_KE" w:bidi="sw_KE"/>
-          </w:rPr>
-          <w:rPr>
-            <w:color w:val="0000EE"/>
-            <w:u w:val="single"/>
-          </w:rPr>
-          <w:t>35:15</w:t>
-        </w:r>
-      </w:hyperlink>
-      <w:r>
-        <w:rPr>
-          <w:lang w:val="sw_KE" w:bidi="sw_KE"/>
-        </w:rPr>
-        <w:t xml:space="preserve">; </w:t>
-      </w:r>
-      <w:hyperlink r:id="rId23">
-        <w:r>
-          <w:rPr>
-            <w:lang w:val="sw_KE" w:bidi="sw_KE"/>
-          </w:rPr>
-          <w:rPr>
-            <w:color w:val="0000EE"/>
-            <w:u w:val="single"/>
-          </w:rPr>
-          <w:t>36:3–7</w:t>
-        </w:r>
-      </w:hyperlink>
-      <w:r>
-        <w:rPr>
-          <w:lang w:val="sw_KE" w:bidi="sw_KE"/>
-        </w:rPr>
-        <w:t xml:space="preserve">; </w:t>
-      </w:r>
-      <w:hyperlink r:id="rId24">
-        <w:r>
-          <w:rPr>
-            <w:lang w:val="sw_KE" w:bidi="sw_KE"/>
-          </w:rPr>
-          <w:rPr>
-            <w:color w:val="0000EE"/>
-            <w:u w:val="single"/>
-          </w:rPr>
-          <w:t>44:5</w:t>
-        </w:r>
-      </w:hyperlink>
-      <w:r>
-        <w:rPr>
-          <w:lang w:val="sw_KE" w:bidi="sw_KE"/>
-        </w:rPr>
-        <w:t>). Kwa hivyo, Bwana aliendelea kuwaonya kwamba kukataa njia ya uzima kungepelekea hukumu.</w:t>
+        <w:t>).</w:t>
       </w:r>
     </w:p>
     <w:p>
@@ -489,7 +537,79 @@
         <w:rPr>
           <w:lang w:val="sw_KE" w:bidi="sw_KE"/>
         </w:rPr>
-        <w:t>Katika wakati wa Yeremia, ni wachache tu waliochagua kuishi. Wengi waliasi na kufa. Hatimaye, watu walioongozwa na Mfalme Sedekia walimpuuza Bwana. Waliasi dhidi ya jeshi la Babeli na wakapata hukumu. Walikataa kwa makusudi zawadi ya uhai.</w:t>
+        <w:t>Mwanaume wa kwanza, Adamu, alileta dhambi ulimwenguni, lakini "Adamu wa Pili," Yesu Kristo, ni suluhisho la dhambi (</w:t>
+      </w:r>
+      <w:hyperlink r:id="rId28">
+        <w:r>
+          <w:rPr>
+            <w:lang w:val="sw_KE" w:bidi="sw_KE"/>
+          </w:rPr>
+          <w:rPr>
+            <w:color w:val="0000EE"/>
+            <w:u w:val="single"/>
+          </w:rPr>
+          <w:t>1 Wakorintho 15:3</w:t>
+        </w:r>
+      </w:hyperlink>
+      <w:r>
+        <w:rPr>
+          <w:lang w:val="sw_KE" w:bidi="sw_KE"/>
+        </w:rPr>
+        <w:t xml:space="preserve">; </w:t>
+      </w:r>
+      <w:hyperlink r:id="rId29">
+        <w:r>
+          <w:rPr>
+            <w:lang w:val="sw_KE" w:bidi="sw_KE"/>
+          </w:rPr>
+          <w:rPr>
+            <w:color w:val="0000EE"/>
+            <w:u w:val="single"/>
+          </w:rPr>
+          <w:t>2 Wakorintho 5:21</w:t>
+        </w:r>
+      </w:hyperlink>
+      <w:r>
+        <w:rPr>
+          <w:lang w:val="sw_KE" w:bidi="sw_KE"/>
+        </w:rPr>
+        <w:t>). Kristo alipokufa kama mkombozi, alitoa wokovu wa Mungu kutoka kwa dhambi kwa kila mtu (</w:t>
+      </w:r>
+      <w:hyperlink r:id="rId30">
+        <w:r>
+          <w:rPr>
+            <w:lang w:val="sw_KE" w:bidi="sw_KE"/>
+          </w:rPr>
+          <w:rPr>
+            <w:color w:val="0000EE"/>
+            <w:u w:val="single"/>
+          </w:rPr>
+          <w:t>Yohana 3:16</w:t>
+        </w:r>
+      </w:hyperlink>
+      <w:r>
+        <w:rPr>
+          <w:lang w:val="sw_KE" w:bidi="sw_KE"/>
+        </w:rPr>
+        <w:t xml:space="preserve">; </w:t>
+      </w:r>
+      <w:hyperlink r:id="rId31">
+        <w:r>
+          <w:rPr>
+            <w:lang w:val="sw_KE" w:bidi="sw_KE"/>
+          </w:rPr>
+          <w:rPr>
+            <w:color w:val="0000EE"/>
+            <w:u w:val="single"/>
+          </w:rPr>
+          <w:t>Warumi 1:16</w:t>
+        </w:r>
+      </w:hyperlink>
+      <w:r>
+        <w:rPr>
+          <w:lang w:val="sw_KE" w:bidi="sw_KE"/>
+        </w:rPr>
+        <w:t>)</w:t>
       </w:r>
     </w:p>
     <w:p>
@@ -514,7 +634,7 @@
           <w:lang w:val="sw_KE" w:bidi="sw_KE"/>
         </w:rPr>
       </w:r>
-      <w:hyperlink r:id="rId25">
+      <w:hyperlink r:id="rId32">
         <w:r>
           <w:rPr>
             <w:lang w:val="sw_KE" w:bidi="sw_KE"/>
@@ -523,7 +643,7 @@
             <w:color w:val="0000EE"/>
             <w:u w:val="single"/>
           </w:rPr>
-          <w:t>Kumbukumbu la Torati 11:26–29</w:t>
+          <w:t>Mwanzo 3:1–19</w:t>
         </w:r>
       </w:hyperlink>
       <w:r>
@@ -532,7 +652,7 @@
         </w:rPr>
         <w:t xml:space="preserve">; </w:t>
       </w:r>
-      <w:hyperlink r:id="rId26">
+      <w:hyperlink r:id="rId17">
         <w:r>
           <w:rPr>
             <w:lang w:val="sw_KE" w:bidi="sw_KE"/>
@@ -541,7 +661,7 @@
             <w:color w:val="0000EE"/>
             <w:u w:val="single"/>
           </w:rPr>
-          <w:t>30:15–20</w:t>
+          <w:t>8:21</w:t>
         </w:r>
       </w:hyperlink>
       <w:r>
@@ -550,7 +670,7 @@
         </w:rPr>
         <w:t xml:space="preserve">; </w:t>
       </w:r>
-      <w:hyperlink r:id="rId27">
+      <w:hyperlink r:id="rId33">
         <w:r>
           <w:rPr>
             <w:lang w:val="sw_KE" w:bidi="sw_KE"/>
@@ -559,7 +679,7 @@
             <w:color w:val="0000EE"/>
             <w:u w:val="single"/>
           </w:rPr>
-          <w:t>Mithali 9:1–18</w:t>
+          <w:t>Kutoka 34:7</w:t>
         </w:r>
       </w:hyperlink>
       <w:r>
@@ -568,7 +688,7 @@
         </w:rPr>
         <w:t xml:space="preserve">; </w:t>
       </w:r>
-      <w:hyperlink r:id="rId28">
+      <w:hyperlink r:id="rId18">
         <w:r>
           <w:rPr>
             <w:lang w:val="sw_KE" w:bidi="sw_KE"/>
@@ -577,7 +697,7 @@
             <w:color w:val="0000EE"/>
             <w:u w:val="single"/>
           </w:rPr>
-          <w:t>11:19</w:t>
+          <w:t>Ayubu 4:17–21</w:t>
         </w:r>
       </w:hyperlink>
       <w:r>
@@ -586,7 +706,7 @@
         </w:rPr>
         <w:t xml:space="preserve">; </w:t>
       </w:r>
-      <w:hyperlink r:id="rId29">
+      <w:hyperlink r:id="rId19">
         <w:r>
           <w:rPr>
             <w:lang w:val="sw_KE" w:bidi="sw_KE"/>
@@ -595,7 +715,7 @@
             <w:color w:val="0000EE"/>
             <w:u w:val="single"/>
           </w:rPr>
-          <w:t>18:21</w:t>
+          <w:t>Zaburi 51:5</w:t>
         </w:r>
       </w:hyperlink>
       <w:r>
@@ -604,7 +724,7 @@
         </w:rPr>
         <w:t xml:space="preserve">; </w:t>
       </w:r>
-      <w:hyperlink r:id="rId30">
+      <w:hyperlink r:id="rId34">
         <w:r>
           <w:rPr>
             <w:lang w:val="sw_KE" w:bidi="sw_KE"/>
@@ -613,7 +733,7 @@
             <w:color w:val="0000EE"/>
             <w:u w:val="single"/>
           </w:rPr>
-          <w:t>Isaya 1:19–20</w:t>
+          <w:t>Mithali 22:15</w:t>
         </w:r>
       </w:hyperlink>
       <w:r>
@@ -622,7 +742,7 @@
         </w:rPr>
         <w:t xml:space="preserve">; </w:t>
       </w:r>
-      <w:hyperlink r:id="rId31">
+      <w:hyperlink r:id="rId35">
         <w:r>
           <w:rPr>
             <w:lang w:val="sw_KE" w:bidi="sw_KE"/>
@@ -631,7 +751,7 @@
             <w:color w:val="0000EE"/>
             <w:u w:val="single"/>
           </w:rPr>
-          <w:t>Yeremia 3:12–15</w:t>
+          <w:t>Ezekieli 36:16–36</w:t>
         </w:r>
       </w:hyperlink>
       <w:r>
@@ -640,7 +760,7 @@
         </w:rPr>
         <w:t xml:space="preserve">; </w:t>
       </w:r>
-      <w:hyperlink r:id="rId32">
+      <w:hyperlink r:id="rId36">
         <w:r>
           <w:rPr>
             <w:lang w:val="sw_KE" w:bidi="sw_KE"/>
@@ -649,7 +769,7 @@
             <w:color w:val="0000EE"/>
             <w:u w:val="single"/>
           </w:rPr>
-          <w:t>4:3–4</w:t>
+          <w:t>Yohana 8:1–11</w:t>
         </w:r>
       </w:hyperlink>
       <w:r>
@@ -658,7 +778,7 @@
         </w:rPr>
         <w:t xml:space="preserve">; </w:t>
       </w:r>
-      <w:hyperlink r:id="rId16">
+      <w:hyperlink r:id="rId37">
         <w:r>
           <w:rPr>
             <w:lang w:val="sw_KE" w:bidi="sw_KE"/>
@@ -667,7 +787,7 @@
             <w:color w:val="0000EE"/>
             <w:u w:val="single"/>
           </w:rPr>
-          <w:t>7:5–7</w:t>
+          <w:t>Warumi 1:18–3:20</w:t>
         </w:r>
       </w:hyperlink>
       <w:r>
@@ -676,7 +796,7 @@
         </w:rPr>
         <w:t xml:space="preserve">; </w:t>
       </w:r>
-      <w:hyperlink r:id="rId33">
+      <w:hyperlink r:id="rId38">
         <w:r>
           <w:rPr>
             <w:lang w:val="sw_KE" w:bidi="sw_KE"/>
@@ -685,7 +805,7 @@
             <w:color w:val="0000EE"/>
             <w:u w:val="single"/>
           </w:rPr>
-          <w:t>18:7–11</w:t>
+          <w:t>5:12–21</w:t>
         </w:r>
       </w:hyperlink>
       <w:r>
@@ -694,7 +814,7 @@
         </w:rPr>
         <w:t xml:space="preserve">; </w:t>
       </w:r>
-      <w:hyperlink r:id="rId34">
+      <w:hyperlink r:id="rId24">
         <w:r>
           <w:rPr>
             <w:lang w:val="sw_KE" w:bidi="sw_KE"/>
@@ -703,7 +823,7 @@
             <w:color w:val="0000EE"/>
             <w:u w:val="single"/>
           </w:rPr>
-          <w:t>21:8–9</w:t>
+          <w:t>1 Wakorintho 15:21–22</w:t>
         </w:r>
       </w:hyperlink>
       <w:r>
@@ -712,7 +832,7 @@
         </w:rPr>
         <w:t xml:space="preserve">; </w:t>
       </w:r>
-      <w:hyperlink r:id="rId18">
+      <w:hyperlink r:id="rId39">
         <w:r>
           <w:rPr>
             <w:lang w:val="sw_KE" w:bidi="sw_KE"/>
@@ -721,7 +841,7 @@
             <w:color w:val="0000EE"/>
             <w:u w:val="single"/>
           </w:rPr>
-          <w:t>23:22</w:t>
+          <w:t>Wagalatia 3:22</w:t>
         </w:r>
       </w:hyperlink>
       <w:r>
@@ -730,7 +850,7 @@
         </w:rPr>
         <w:t xml:space="preserve">; </w:t>
       </w:r>
-      <w:hyperlink r:id="rId19">
+      <w:hyperlink r:id="rId40">
         <w:r>
           <w:rPr>
             <w:lang w:val="sw_KE" w:bidi="sw_KE"/>
@@ -739,7 +859,7 @@
             <w:color w:val="0000EE"/>
             <w:u w:val="single"/>
           </w:rPr>
-          <w:t>26:13</w:t>
+          <w:t>5:17–24</w:t>
         </w:r>
       </w:hyperlink>
       <w:r>
@@ -748,7 +868,7 @@
         </w:rPr>
         <w:t xml:space="preserve">; </w:t>
       </w:r>
-      <w:hyperlink r:id="rId35">
+      <w:hyperlink r:id="rId41">
         <w:r>
           <w:rPr>
             <w:lang w:val="sw_KE" w:bidi="sw_KE"/>
@@ -757,7 +877,7 @@
             <w:color w:val="0000EE"/>
             <w:u w:val="single"/>
           </w:rPr>
-          <w:t>27:12–18</w:t>
+          <w:t>Waefeso 2:1–10</w:t>
         </w:r>
       </w:hyperlink>
       <w:r>
@@ -766,7 +886,7 @@
         </w:rPr>
         <w:t xml:space="preserve">; </w:t>
       </w:r>
-      <w:hyperlink r:id="rId22">
+      <w:hyperlink r:id="rId42">
         <w:r>
           <w:rPr>
             <w:lang w:val="sw_KE" w:bidi="sw_KE"/>
@@ -775,115 +895,7 @@
             <w:color w:val="0000EE"/>
             <w:u w:val="single"/>
           </w:rPr>
-          <w:t>35:15</w:t>
-        </w:r>
-      </w:hyperlink>
-      <w:r>
-        <w:rPr>
-          <w:lang w:val="sw_KE" w:bidi="sw_KE"/>
-        </w:rPr>
-        <w:t xml:space="preserve">; </w:t>
-      </w:r>
-      <w:hyperlink r:id="rId23">
-        <w:r>
-          <w:rPr>
-            <w:lang w:val="sw_KE" w:bidi="sw_KE"/>
-          </w:rPr>
-          <w:rPr>
-            <w:color w:val="0000EE"/>
-            <w:u w:val="single"/>
-          </w:rPr>
-          <w:t>36:3–7</w:t>
-        </w:r>
-      </w:hyperlink>
-      <w:r>
-        <w:rPr>
-          <w:lang w:val="sw_KE" w:bidi="sw_KE"/>
-        </w:rPr>
-        <w:t xml:space="preserve">; </w:t>
-      </w:r>
-      <w:hyperlink r:id="rId24">
-        <w:r>
-          <w:rPr>
-            <w:lang w:val="sw_KE" w:bidi="sw_KE"/>
-          </w:rPr>
-          <w:rPr>
-            <w:color w:val="0000EE"/>
-            <w:u w:val="single"/>
-          </w:rPr>
-          <w:t>44:5</w:t>
-        </w:r>
-      </w:hyperlink>
-      <w:r>
-        <w:rPr>
-          <w:lang w:val="sw_KE" w:bidi="sw_KE"/>
-        </w:rPr>
-        <w:t xml:space="preserve">; </w:t>
-      </w:r>
-      <w:hyperlink r:id="rId36">
-        <w:r>
-          <w:rPr>
-            <w:lang w:val="sw_KE" w:bidi="sw_KE"/>
-          </w:rPr>
-          <w:rPr>
-            <w:color w:val="0000EE"/>
-            <w:u w:val="single"/>
-          </w:rPr>
-          <w:t>Ezekieli 18:23–24</w:t>
-        </w:r>
-      </w:hyperlink>
-      <w:r>
-        <w:rPr>
-          <w:lang w:val="sw_KE" w:bidi="sw_KE"/>
-        </w:rPr>
-        <w:t xml:space="preserve">; </w:t>
-      </w:r>
-      <w:hyperlink r:id="rId37">
-        <w:r>
-          <w:rPr>
-            <w:lang w:val="sw_KE" w:bidi="sw_KE"/>
-          </w:rPr>
-          <w:rPr>
-            <w:color w:val="0000EE"/>
-            <w:u w:val="single"/>
-          </w:rPr>
-          <w:t>Warumi 6:23</w:t>
-        </w:r>
-      </w:hyperlink>
-      <w:r>
-        <w:rPr>
-          <w:lang w:val="sw_KE" w:bidi="sw_KE"/>
-        </w:rPr>
-        <w:t xml:space="preserve">; </w:t>
-      </w:r>
-      <w:hyperlink r:id="rId38">
-        <w:r>
-          <w:rPr>
-            <w:lang w:val="sw_KE" w:bidi="sw_KE"/>
-          </w:rPr>
-          <w:rPr>
-            <w:color w:val="0000EE"/>
-            <w:u w:val="single"/>
-          </w:rPr>
-          <w:t>8:6</w:t>
-        </w:r>
-      </w:hyperlink>
-      <w:r>
-        <w:rPr>
-          <w:lang w:val="sw_KE" w:bidi="sw_KE"/>
-        </w:rPr>
-        <w:t xml:space="preserve">; </w:t>
-      </w:r>
-      <w:hyperlink r:id="rId39">
-        <w:r>
-          <w:rPr>
-            <w:lang w:val="sw_KE" w:bidi="sw_KE"/>
-          </w:rPr>
-          <w:rPr>
-            <w:color w:val="0000EE"/>
-            <w:u w:val="single"/>
-          </w:rPr>
-          <w:t>Ufunuo 2:10</w:t>
+          <w:t>1 Yohana 3:14</w:t>
         </w:r>
       </w:hyperlink>
       <w:r>
@@ -913,7 +925,7 @@
         <w:rPr>
           <w:lang w:val="sw_KE" w:bidi="sw_KE"/>
         </w:rPr>
-        <w:t>CHUKI YA KIKABILA</w:t>
+        <w:t>Dini ya Wakanaani</w:t>
       </w:r>
       <w:r>
         <w:rPr>
@@ -932,7 +944,7 @@
         <w:rPr>
           <w:lang w:val="sw_KE" w:bidi="sw_KE"/>
         </w:rPr>
-        <w:t>Kiburi cha ubinafsi, tamaa ya madaraka, na chuki dhidi ya wapinzani mara nyingi vimesababisha mateso ya makundi ya kikabila au kidini. Watu wengi wamepoteza maisha kwa karne nyingi kutokana na chuki hii.</w:t>
+        <w:t>Wakanani walielezea uumbaji au asili kwa kuhusisha na miungu yao. Kila mungu aliwakilisha nguvu ya asili. Walichukulia mwezi, jua, nyota muhimu, na sayari zinazoonekana kama miungu au miungu-kike.</w:t>
       </w:r>
     </w:p>
     <w:p>
@@ -946,48 +958,16 @@
         <w:rPr>
           <w:lang w:val="sw_KE" w:bidi="sw_KE"/>
         </w:rPr>
-        <w:t>Katika kitabu cha Esta, Hamani alimchukia Mordekai kwa sababu Mordekai alikataa kuinama kama kila mtu mwingine wakati Hamani alipita (</w:t>
-      </w:r>
-      <w:hyperlink r:id="rId40">
-        <w:r>
-          <w:rPr>
-            <w:lang w:val="sw_KE" w:bidi="sw_KE"/>
-          </w:rPr>
-          <w:rPr>
-            <w:color w:val="0000EE"/>
-            <w:u w:val="single"/>
-          </w:rPr>
-          <w:t>Esta 3:1–5</w:t>
-        </w:r>
-      </w:hyperlink>
-      <w:r>
-        <w:rPr>
-          <w:lang w:val="sw_KE" w:bidi="sw_KE"/>
-        </w:rPr>
-        <w:t>). Hamani alimchukia Mordekai, mtu mwenye uadilifu ambaye hangefuata sheria kinyume na imani zake. Chuki hii binafsi kwa Mordekai, Myahudi, ikawa tamaa ya kuwaangamiza Wayahudi wote (</w:t>
-      </w:r>
-      <w:hyperlink r:id="rId41">
-        <w:r>
-          <w:rPr>
-            <w:lang w:val="sw_KE" w:bidi="sw_KE"/>
-          </w:rPr>
-          <w:rPr>
-            <w:color w:val="0000EE"/>
-            <w:u w:val="single"/>
-          </w:rPr>
-          <w:t>3:6</w:t>
-        </w:r>
-      </w:hyperlink>
-      <w:r>
-        <w:rPr>
-          <w:lang w:val="sw_KE" w:bidi="sw_KE"/>
-        </w:rPr>
-        <w:t>). Msingi wa mashtaka ya Hamani dhidi ya watu wa Kiyahudi ulikuwa kile ambacho hakupenda kwa Mordekai:</w:t>
+        <w:t>Mungu wa Wakanaani alikuwa na vipengele viwili muhimu:</w:t>
       </w:r>
     </w:p>
     <w:p>
       <w:pPr>
-        <w:pStyle w:val="ListBullet"/>
+        <w:pStyle w:val="ListNumber"/>
+        <w:numPr>
+          <w:ilvl w:val="0"/>
+          <w:numId w:val="14"/>
+        </w:numPr>
         <w:spacing w:line="240" w:lineRule="auto"/>
         <w:ind w:left="720"/>
       </w:pPr>
@@ -1000,12 +980,12 @@
         <w:rPr>
           <w:lang w:val="sw_KE" w:bidi="sw_KE"/>
         </w:rPr>
-        <w:t>Hawakufanya kama wengine,</w:t>
+        <w:t>Tabia zao zinaweza kubadilika.</w:t>
       </w:r>
     </w:p>
     <w:p>
       <w:pPr>
-        <w:pStyle w:val="ListBullet"/>
+        <w:pStyle w:val="ListNumber"/>
         <w:spacing w:line="240" w:lineRule="auto"/>
         <w:ind w:left="720"/>
       </w:pPr>
@@ -1018,43 +998,7 @@
         <w:rPr>
           <w:lang w:val="sw_KE" w:bidi="sw_KE"/>
         </w:rPr>
-        <w:t>walikuwa na sheria na mila za kipekee, na</w:t>
-      </w:r>
-    </w:p>
-    <w:p>
-      <w:pPr>
-        <w:pStyle w:val="ListBullet"/>
-        <w:spacing w:line="240" w:lineRule="auto"/>
-        <w:ind w:left="720"/>
-      </w:pPr>
-      <w:r>
-        <w:rPr>
-          <w:lang w:val="sw_KE" w:bidi="sw_KE"/>
-        </w:rPr>
-      </w:r>
-      <w:r>
-        <w:rPr>
-          <w:lang w:val="sw_KE" w:bidi="sw_KE"/>
-        </w:rPr>
-        <w:t>hawakuwa wakifuata baadhi ya sheria za mfalme (</w:t>
-      </w:r>
-      <w:hyperlink r:id="rId42">
-        <w:r>
-          <w:rPr>
-            <w:lang w:val="sw_KE" w:bidi="sw_KE"/>
-          </w:rPr>
-          <w:rPr>
-            <w:color w:val="0000EE"/>
-            <w:u w:val="single"/>
-          </w:rPr>
-          <w:t>3:8</w:t>
-        </w:r>
-      </w:hyperlink>
-      <w:r>
-        <w:rPr>
-          <w:lang w:val="sw_KE" w:bidi="sw_KE"/>
-        </w:rPr>
-        <w:t>).</w:t>
+        <w:t>Majina yao yanahusiana na kazi zao.</w:t>
       </w:r>
     </w:p>
     <w:p>
@@ -1068,7 +1012,233 @@
         <w:rPr>
           <w:lang w:val="sw_KE" w:bidi="sw_KE"/>
         </w:rPr>
-        <w:t>Uchunguzi wa Kihispania katika miaka ya 1400 na Holocaust huko Ujerumani ya Nazi katika miaka ya 1930 na 1940 zilikuwa majaribio mabaya ya kuwaangamiza watu wa Kiyahudi. Chuki za kidini na kikabila bado husababisha mipango mibaya hadi leo.</w:t>
+        <w:t>Baadhi ya miungu hii ilikuwa na ushawishi mkubwa katika mwingiliano kati ya Waisraeli na watu wa Kanaani:</w:t>
+      </w:r>
+    </w:p>
+    <w:p>
+      <w:pPr>
+        <w:pStyle w:val="ListNumber"/>
+        <w:numPr>
+          <w:ilvl w:val="0"/>
+          <w:numId w:val="15"/>
+        </w:numPr>
+        <w:spacing w:line="240" w:lineRule="auto"/>
+        <w:ind w:left="720"/>
+      </w:pPr>
+      <w:r>
+        <w:rPr>
+          <w:lang w:val="sw_KE" w:bidi="sw_KE"/>
+        </w:rPr>
+      </w:r>
+      <w:r>
+        <w:rPr>
+          <w:i/>
+          <w:lang w:val="sw_KE" w:bidi="sw_KE"/>
+        </w:rPr>
+        <w:t>El</w:t>
+      </w:r>
+      <w:r>
+        <w:rPr>
+          <w:lang w:val="sw_KE" w:bidi="sw_KE"/>
+        </w:rPr>
+        <w:t xml:space="preserve"> inamaanisha "yule mwenye nguvu." Alikuwa kiongozi wa miungu ya Wakanaani. El aliishi mbali na Kanaani, "katika chanzo cha mito miwili" (hii inaweza kumaanisha Bustani ya Edeni). Aliongoza baraza la miungu ambao walikuwa watoto wake. Katika Agano la Kale, </w:t>
+      </w:r>
+      <w:r>
+        <w:rPr>
+          <w:i/>
+          <w:lang w:val="sw_KE" w:bidi="sw_KE"/>
+        </w:rPr>
+        <w:t>El</w:t>
+      </w:r>
+      <w:r>
+        <w:rPr>
+          <w:lang w:val="sw_KE" w:bidi="sw_KE"/>
+        </w:rPr>
+        <w:t xml:space="preserve"> (wingi </w:t>
+      </w:r>
+      <w:r>
+        <w:rPr>
+          <w:i/>
+          <w:lang w:val="sw_KE" w:bidi="sw_KE"/>
+        </w:rPr>
+        <w:t>Elohim</w:t>
+      </w:r>
+      <w:r>
+        <w:rPr>
+          <w:lang w:val="sw_KE" w:bidi="sw_KE"/>
+        </w:rPr>
+        <w:t>) inarejelea Mungu, lakini Mungu wa Waisraeli si sawa na mungu wa Wakanaani.</w:t>
+      </w:r>
+    </w:p>
+    <w:p>
+      <w:pPr>
+        <w:pStyle w:val="ListNumber"/>
+        <w:spacing w:line="240" w:lineRule="auto"/>
+        <w:ind w:left="720"/>
+      </w:pPr>
+      <w:r>
+        <w:rPr>
+          <w:lang w:val="sw_KE" w:bidi="sw_KE"/>
+        </w:rPr>
+      </w:r>
+      <w:r>
+        <w:rPr>
+          <w:i/>
+          <w:lang w:val="sw_KE" w:bidi="sw_KE"/>
+        </w:rPr>
+        <w:t>Baali</w:t>
+      </w:r>
+      <w:r>
+        <w:rPr>
+          <w:lang w:val="sw_KE" w:bidi="sw_KE"/>
+        </w:rPr>
+        <w:t xml:space="preserve"> inamaanisha "Bwana." Alikuwa mungu mkuu wa dhoruba na mfalme wa miungu. Ingawa El alikuwa kiongozi, Baali alikuwa na nguvu zaidi kama msaidizi wa El. Alikuwa chanzo cha uzazi wote. Baada ya Baali kufa, mimea ilikoma kukua na wanyama walikoma kuzaana. Alikuwa mungu wa haki na alisababisha hofu kwa wale waliotenda makosa.</w:t>
+      </w:r>
+    </w:p>
+    <w:p>
+      <w:pPr>
+        <w:pStyle w:val="ListNumber"/>
+        <w:spacing w:line="240" w:lineRule="auto"/>
+        <w:ind w:left="720"/>
+      </w:pPr>
+      <w:r>
+        <w:rPr>
+          <w:lang w:val="sw_KE" w:bidi="sw_KE"/>
+        </w:rPr>
+      </w:r>
+      <w:r>
+        <w:rPr>
+          <w:i/>
+          <w:lang w:val="sw_KE" w:bidi="sw_KE"/>
+        </w:rPr>
+        <w:t>Dagoni</w:t>
+      </w:r>
+      <w:r>
+        <w:rPr>
+          <w:lang w:val="sw_KE" w:bidi="sw_KE"/>
+        </w:rPr>
+        <w:t xml:space="preserve"> inamaanisha "samaki" au "nafaka." Wakati mwingine anaitwa Baba wa </w:t>
+      </w:r>
+      <w:r>
+        <w:rPr>
+          <w:i/>
+          <w:lang w:val="sw_KE" w:bidi="sw_KE"/>
+        </w:rPr>
+        <w:t>Baali</w:t>
+      </w:r>
+      <w:r>
+        <w:rPr>
+          <w:lang w:val="sw_KE" w:bidi="sw_KE"/>
+        </w:rPr>
+        <w:t xml:space="preserve">. </w:t>
+      </w:r>
+      <w:r>
+        <w:rPr>
+          <w:i/>
+          <w:lang w:val="sw_KE" w:bidi="sw_KE"/>
+        </w:rPr>
+        <w:t>Dagoni</w:t>
+      </w:r>
+      <w:r>
+        <w:rPr>
+          <w:lang w:val="sw_KE" w:bidi="sw_KE"/>
+        </w:rPr>
+        <w:t xml:space="preserve"> alikuwa mungu mkuu wa mji wa Wafilisti wa Ashdodi (</w:t>
+      </w:r>
+      <w:hyperlink r:id="rId43">
+        <w:r>
+          <w:rPr>
+            <w:lang w:val="sw_KE" w:bidi="sw_KE"/>
+          </w:rPr>
+          <w:rPr>
+            <w:color w:val="0000EE"/>
+            <w:u w:val="single"/>
+          </w:rPr>
+          <w:t>1 Samweli 5:1–7</w:t>
+        </w:r>
+      </w:hyperlink>
+      <w:r>
+        <w:rPr>
+          <w:lang w:val="sw_KE" w:bidi="sw_KE"/>
+        </w:rPr>
+        <w:t>).</w:t>
+      </w:r>
+    </w:p>
+    <w:p>
+      <w:pPr>
+        <w:pStyle w:val="ListNumber"/>
+        <w:spacing w:line="240" w:lineRule="auto"/>
+        <w:ind w:left="720"/>
+      </w:pPr>
+      <w:r>
+        <w:rPr>
+          <w:lang w:val="sw_KE" w:bidi="sw_KE"/>
+        </w:rPr>
+      </w:r>
+      <w:r>
+        <w:rPr>
+          <w:i/>
+          <w:lang w:val="sw_KE" w:bidi="sw_KE"/>
+        </w:rPr>
+        <w:t>Ashtorethi</w:t>
+      </w:r>
+      <w:r>
+        <w:rPr>
+          <w:lang w:val="sw_KE" w:bidi="sw_KE"/>
+        </w:rPr>
+        <w:t xml:space="preserve">, </w:t>
+      </w:r>
+      <w:r>
+        <w:rPr>
+          <w:i/>
+          <w:lang w:val="sw_KE" w:bidi="sw_KE"/>
+        </w:rPr>
+        <w:t>Anathi</w:t>
+      </w:r>
+      <w:r>
+        <w:rPr>
+          <w:lang w:val="sw_KE" w:bidi="sw_KE"/>
+        </w:rPr>
+        <w:t xml:space="preserve">, na </w:t>
+      </w:r>
+      <w:r>
+        <w:rPr>
+          <w:i/>
+          <w:lang w:val="sw_KE" w:bidi="sw_KE"/>
+        </w:rPr>
+        <w:t>Ashera</w:t>
+      </w:r>
+      <w:r>
+        <w:rPr>
+          <w:lang w:val="sw_KE" w:bidi="sw_KE"/>
+        </w:rPr>
+        <w:t xml:space="preserve"> walikuwa miungu watatu wakuu wa kike katika kundi la miungu wa Kaanani. Walihusishwa zaidi na masuala ya ngono na vita. Jukumu lao kuu lilikuwa kuwa na mahusiano ya ngono ya kila mwaka na </w:t>
+      </w:r>
+      <w:r>
+        <w:rPr>
+          <w:i/>
+          <w:lang w:val="sw_KE" w:bidi="sw_KE"/>
+        </w:rPr>
+        <w:t>Baali</w:t>
+      </w:r>
+      <w:r>
+        <w:rPr>
+          <w:lang w:val="sw_KE" w:bidi="sw_KE"/>
+        </w:rPr>
+        <w:t xml:space="preserve">. Hii iliimarisha nguvu za </w:t>
+      </w:r>
+      <w:r>
+        <w:rPr>
+          <w:i/>
+          <w:lang w:val="sw_KE" w:bidi="sw_KE"/>
+        </w:rPr>
+        <w:t>Baali</w:t>
+      </w:r>
+      <w:r>
+        <w:rPr>
+          <w:lang w:val="sw_KE" w:bidi="sw_KE"/>
+        </w:rPr>
+        <w:t xml:space="preserve"> na kuhakikisha ardhi inabaki na rutuba.</w:t>
       </w:r>
     </w:p>
     <w:p>
@@ -1082,133 +1252,46 @@
         <w:rPr>
           <w:lang w:val="sw_KE" w:bidi="sw_KE"/>
         </w:rPr>
-        <w:t xml:space="preserve">Mungu haidhinishi chuki dhidi ya kundi lolote la kikabila au kidini. Hatimaye atawawajibisha wale wanaopanga mipango mibaya kama hiyo (tazama </w:t>
-      </w:r>
-      <w:hyperlink r:id="rId43">
-        <w:r>
-          <w:rPr>
-            <w:lang w:val="sw_KE" w:bidi="sw_KE"/>
-          </w:rPr>
-          <w:rPr>
-            <w:color w:val="0000EE"/>
-            <w:u w:val="single"/>
-          </w:rPr>
-          <w:t>Kumbukumbu la Torati 30:7</w:t>
-        </w:r>
-      </w:hyperlink>
-      <w:r>
-        <w:rPr>
-          <w:lang w:val="sw_KE" w:bidi="sw_KE"/>
-        </w:rPr>
-        <w:t xml:space="preserve">; </w:t>
-      </w:r>
-      <w:hyperlink r:id="rId44">
-        <w:r>
-          <w:rPr>
-            <w:lang w:val="sw_KE" w:bidi="sw_KE"/>
-          </w:rPr>
-          <w:rPr>
-            <w:color w:val="0000EE"/>
-            <w:u w:val="single"/>
-          </w:rPr>
-          <w:t>Zaburi 21:7–11</w:t>
-        </w:r>
-      </w:hyperlink>
-      <w:r>
-        <w:rPr>
-          <w:lang w:val="sw_KE" w:bidi="sw_KE"/>
-        </w:rPr>
-        <w:t xml:space="preserve">; </w:t>
-      </w:r>
-      <w:hyperlink r:id="rId45">
-        <w:r>
-          <w:rPr>
-            <w:lang w:val="sw_KE" w:bidi="sw_KE"/>
-          </w:rPr>
-          <w:rPr>
-            <w:color w:val="0000EE"/>
-            <w:u w:val="single"/>
-          </w:rPr>
-          <w:t>34:19–21</w:t>
-        </w:r>
-      </w:hyperlink>
-      <w:r>
-        <w:rPr>
-          <w:lang w:val="sw_KE" w:bidi="sw_KE"/>
-        </w:rPr>
-        <w:t xml:space="preserve">; </w:t>
-      </w:r>
-      <w:hyperlink r:id="rId46">
-        <w:r>
-          <w:rPr>
-            <w:lang w:val="sw_KE" w:bidi="sw_KE"/>
-          </w:rPr>
-          <w:rPr>
-            <w:color w:val="0000EE"/>
-            <w:u w:val="single"/>
-          </w:rPr>
-          <w:t>44:7</w:t>
-        </w:r>
-      </w:hyperlink>
-      <w:r>
-        <w:rPr>
-          <w:lang w:val="sw_KE" w:bidi="sw_KE"/>
-        </w:rPr>
-        <w:t xml:space="preserve">). Mungu mara nyingi amewaokoa watu wa Kiyahudi na kuwashinda maadui zao kwa sababu yeye ni mwaminifu kwa ahadi zake zote (tazama </w:t>
-      </w:r>
-      <w:hyperlink r:id="rId47">
-        <w:r>
-          <w:rPr>
-            <w:lang w:val="sw_KE" w:bidi="sw_KE"/>
-          </w:rPr>
-          <w:rPr>
-            <w:color w:val="0000EE"/>
-            <w:u w:val="single"/>
-          </w:rPr>
-          <w:t>Warumi 9–11</w:t>
-        </w:r>
-      </w:hyperlink>
-      <w:r>
-        <w:rPr>
-          <w:lang w:val="sw_KE" w:bidi="sw_KE"/>
-        </w:rPr>
-        <w:t xml:space="preserve">). Pia atalilinda kanisa lake kupitia mateso yote (tazama </w:t>
-      </w:r>
-      <w:hyperlink r:id="rId48">
-        <w:r>
-          <w:rPr>
-            <w:lang w:val="sw_KE" w:bidi="sw_KE"/>
-          </w:rPr>
-          <w:rPr>
-            <w:color w:val="0000EE"/>
-            <w:u w:val="single"/>
-          </w:rPr>
-          <w:t>Mathayo 16:18</w:t>
-        </w:r>
-      </w:hyperlink>
-      <w:r>
-        <w:rPr>
-          <w:lang w:val="sw_KE" w:bidi="sw_KE"/>
-        </w:rPr>
-        <w:t xml:space="preserve">; </w:t>
-      </w:r>
-      <w:hyperlink r:id="rId49">
-        <w:r>
-          <w:rPr>
-            <w:lang w:val="sw_KE" w:bidi="sw_KE"/>
-          </w:rPr>
-          <w:rPr>
-            <w:color w:val="0000EE"/>
-            <w:u w:val="single"/>
-          </w:rPr>
-          <w:t>Warumi 8:26–39</w:t>
-        </w:r>
-      </w:hyperlink>
-      <w:r>
-        <w:rPr>
-          <w:lang w:val="sw_KE" w:bidi="sw_KE"/>
-        </w:rPr>
-        <w:t>).</w:t>
+        <w:t xml:space="preserve">Wakanani waliamini kwamba nguvu za asili zilielezea mabadiliko ya misimu. Kuanzia Aprili hadi Oktoba, waliona kipindi cha ukame kama kifo cha </w:t>
+      </w:r>
+      <w:r>
+        <w:rPr>
+          <w:i/>
+          <w:lang w:val="sw_KE" w:bidi="sw_KE"/>
+        </w:rPr>
+        <w:t>Baali</w:t>
+      </w:r>
+      <w:r>
+        <w:rPr>
+          <w:lang w:val="sw_KE" w:bidi="sw_KE"/>
+        </w:rPr>
+        <w:t xml:space="preserve"> baada ya kushindwa katika vita kila chemchemi. Mvua za vuli ziliashiria ufufuo wa </w:t>
+      </w:r>
+      <w:r>
+        <w:rPr>
+          <w:i/>
+          <w:lang w:val="sw_KE" w:bidi="sw_KE"/>
+        </w:rPr>
+        <w:t>Baali</w:t>
+      </w:r>
+      <w:r>
+        <w:rPr>
+          <w:lang w:val="sw_KE" w:bidi="sw_KE"/>
+        </w:rPr>
+        <w:t xml:space="preserve"> kama Mungu wa mvua na mimea, zikidumu hadi Aprili inayofuata. Walidhani ardhi inakuwa yenye rutuba tena kwa sababu ya </w:t>
+      </w:r>
+      <w:r>
+        <w:rPr>
+          <w:i/>
+          <w:lang w:val="sw_KE" w:bidi="sw_KE"/>
+        </w:rPr>
+        <w:t>Baali</w:t>
+      </w:r>
+      <w:r>
+        <w:rPr>
+          <w:lang w:val="sw_KE" w:bidi="sw_KE"/>
+        </w:rPr>
+        <w:t xml:space="preserve"> kuungana kila mwaka na mwenzi wake wa kike. Shughuli zao za kidini zilijumuisha kuiga matendo ya miungu yao.</w:t>
       </w:r>
     </w:p>
     <w:p>
@@ -1220,10 +1303,27 @@
       </w:r>
       <w:r>
         <w:rPr>
-          <w:u w:val="single"/>
-          <w:lang w:val="sw_KE" w:bidi="sw_KE"/>
-        </w:rPr>
-        <w:t>Sehemu za Kujifunza Zaidi</w:t>
+          <w:lang w:val="sw_KE" w:bidi="sw_KE"/>
+        </w:rPr>
+        <w:t xml:space="preserve">Wakanaani waliabudu vitu walivyoamini vingewaletea manufaa ya kimwili. Ikiwa hili lingewafurahisha miungu na miungumungu, wangeweza kupata mavuno mazuri. Ikiwa Mungu alikasirika, watu wangeweza kutoa dhabihu za wanyama au binadamu ili kumtuliza Mungu (tazama </w:t>
+      </w:r>
+      <w:hyperlink r:id="rId44">
+        <w:r>
+          <w:rPr>
+            <w:lang w:val="sw_KE" w:bidi="sw_KE"/>
+          </w:rPr>
+          <w:rPr>
+            <w:color w:val="0000EE"/>
+            <w:u w:val="single"/>
+          </w:rPr>
+          <w:t>2 Wafalme 3:26–27</w:t>
+        </w:r>
+      </w:hyperlink>
+      <w:r>
+        <w:rPr>
+          <w:lang w:val="sw_KE" w:bidi="sw_KE"/>
+        </w:rPr>
+        <w:t>). Ibada ya Wakanaani ilijikita katika hofu na jaribio la kushawishi au kutuliza miungu.</w:t>
       </w:r>
     </w:p>
     <w:p>
@@ -1233,7 +1333,27 @@
           <w:lang w:val="sw_KE" w:bidi="sw_KE"/>
         </w:rPr>
       </w:r>
-      <w:hyperlink r:id="rId50">
+      <w:r>
+        <w:rPr>
+          <w:lang w:val="sw_KE" w:bidi="sw_KE"/>
+        </w:rPr>
+        <w:t>Mawasiliano kati ya dini nyingi za Mashariki ya Karibu ya kale yalisababisha changamoto za kijamii na kuazima desturi za kidini. Waaramu na Wafilisti waliotulia Kanaani walikubali desturi za Kikanaani. Vivyo hivyo, Waamori walijumuisha desturi za kidini za Kisumeri walipohamia Mesopotamia.</w:t>
+      </w:r>
+    </w:p>
+    <w:p>
+      <w:pPr/>
+      <w:r>
+        <w:rPr>
+          <w:lang w:val="sw_KE" w:bidi="sw_KE"/>
+        </w:rPr>
+      </w:r>
+      <w:r>
+        <w:rPr>
+          <w:lang w:val="sw_KE" w:bidi="sw_KE"/>
+        </w:rPr>
+        <w:t xml:space="preserve">Kinyume chake, Mungu wa Israeli, Yahweh, alihitaji uaminifu kamili. Ibada yake ilijengwa juu ya imani, si hofu. Kwa bahati mbaya, Waisraeli hawakudumisha imani yao kwa Mungu mmoja. Walikubali mawazo na desturi za kipagani, wakiabudu miungu ya Wakanaani kwa njia yao. Utamaduni wao ulipotoshwa na kumkasirisha Mungu. Matokeo yake, Mungu aliwahukumu na kuwatuma uhamishoni (tazama </w:t>
+      </w:r>
+      <w:hyperlink r:id="rId45">
         <w:r>
           <w:rPr>
             <w:lang w:val="sw_KE" w:bidi="sw_KE"/>
@@ -1242,7 +1362,7 @@
             <w:color w:val="0000EE"/>
             <w:u w:val="single"/>
           </w:rPr>
-          <w:t>Mwanzo 46:33–34</w:t>
+          <w:t>2 Wafalme 17:5–23</w:t>
         </w:r>
       </w:hyperlink>
       <w:r>
@@ -1251,7 +1371,7 @@
         </w:rPr>
         <w:t xml:space="preserve">; </w:t>
       </w:r>
-      <w:hyperlink r:id="rId51">
+      <w:hyperlink r:id="rId46">
         <w:r>
           <w:rPr>
             <w:lang w:val="sw_KE" w:bidi="sw_KE"/>
@@ -1260,16 +1380,39 @@
             <w:color w:val="0000EE"/>
             <w:u w:val="single"/>
           </w:rPr>
-          <w:t>Kumbukumbu la Torati 7:1–6</w:t>
+          <w:t>24:18–25:21</w:t>
         </w:r>
       </w:hyperlink>
       <w:r>
         <w:rPr>
           <w:lang w:val="sw_KE" w:bidi="sw_KE"/>
         </w:rPr>
-        <w:t xml:space="preserve">; </w:t>
-      </w:r>
-      <w:hyperlink r:id="rId52">
+        <w:t>).</w:t>
+      </w:r>
+    </w:p>
+    <w:p>
+      <w:pPr/>
+      <w:r>
+        <w:rPr>
+          <w:lang w:val="sw_KE" w:bidi="sw_KE"/>
+        </w:rPr>
+      </w:r>
+      <w:r>
+        <w:rPr>
+          <w:u w:val="single"/>
+          <w:lang w:val="sw_KE" w:bidi="sw_KE"/>
+        </w:rPr>
+        <w:t>Sehemu za Kujifunza Zaidi</w:t>
+      </w:r>
+    </w:p>
+    <w:p>
+      <w:pPr/>
+      <w:r>
+        <w:rPr>
+          <w:lang w:val="sw_KE" w:bidi="sw_KE"/>
+        </w:rPr>
+      </w:r>
+      <w:hyperlink r:id="rId47">
         <w:r>
           <w:rPr>
             <w:lang w:val="sw_KE" w:bidi="sw_KE"/>
@@ -1278,133 +1421,7 @@
             <w:color w:val="0000EE"/>
             <w:u w:val="single"/>
           </w:rPr>
-          <w:t>23:3–8</w:t>
-        </w:r>
-      </w:hyperlink>
-      <w:r>
-        <w:rPr>
-          <w:lang w:val="sw_KE" w:bidi="sw_KE"/>
-        </w:rPr>
-        <w:t xml:space="preserve">; </w:t>
-      </w:r>
-      <w:hyperlink r:id="rId53">
-        <w:r>
-          <w:rPr>
-            <w:lang w:val="sw_KE" w:bidi="sw_KE"/>
-          </w:rPr>
-          <w:rPr>
-            <w:color w:val="0000EE"/>
-            <w:u w:val="single"/>
-          </w:rPr>
-          <w:t>Esta 3:1–9</w:t>
-        </w:r>
-      </w:hyperlink>
-      <w:r>
-        <w:rPr>
-          <w:lang w:val="sw_KE" w:bidi="sw_KE"/>
-        </w:rPr>
-        <w:t xml:space="preserve">; </w:t>
-      </w:r>
-      <w:hyperlink r:id="rId54">
-        <w:r>
-          <w:rPr>
-            <w:lang w:val="sw_KE" w:bidi="sw_KE"/>
-          </w:rPr>
-          <w:rPr>
-            <w:color w:val="0000EE"/>
-            <w:u w:val="single"/>
-          </w:rPr>
-          <w:t>Mathayo 15:22–28</w:t>
-        </w:r>
-      </w:hyperlink>
-      <w:r>
-        <w:rPr>
-          <w:lang w:val="sw_KE" w:bidi="sw_KE"/>
-        </w:rPr>
-        <w:t xml:space="preserve">; </w:t>
-      </w:r>
-      <w:hyperlink r:id="rId55">
-        <w:r>
-          <w:rPr>
-            <w:lang w:val="sw_KE" w:bidi="sw_KE"/>
-          </w:rPr>
-          <w:rPr>
-            <w:color w:val="0000EE"/>
-            <w:u w:val="single"/>
-          </w:rPr>
-          <w:t>Luka 4:27</w:t>
-        </w:r>
-      </w:hyperlink>
-      <w:r>
-        <w:rPr>
-          <w:lang w:val="sw_KE" w:bidi="sw_KE"/>
-        </w:rPr>
-        <w:t xml:space="preserve">; </w:t>
-      </w:r>
-      <w:hyperlink r:id="rId56">
-        <w:r>
-          <w:rPr>
-            <w:lang w:val="sw_KE" w:bidi="sw_KE"/>
-          </w:rPr>
-          <w:rPr>
-            <w:color w:val="0000EE"/>
-            <w:u w:val="single"/>
-          </w:rPr>
-          <w:t>Matendo 10:34–35</w:t>
-        </w:r>
-      </w:hyperlink>
-      <w:r>
-        <w:rPr>
-          <w:lang w:val="sw_KE" w:bidi="sw_KE"/>
-        </w:rPr>
-        <w:t xml:space="preserve">; </w:t>
-      </w:r>
-      <w:hyperlink r:id="rId47">
-        <w:r>
-          <w:rPr>
-            <w:lang w:val="sw_KE" w:bidi="sw_KE"/>
-          </w:rPr>
-          <w:rPr>
-            <w:color w:val="0000EE"/>
-            <w:u w:val="single"/>
-          </w:rPr>
-          <w:t>Warumi 9:1–11:36</w:t>
-        </w:r>
-      </w:hyperlink>
-      <w:r>
-        <w:rPr>
-          <w:lang w:val="sw_KE" w:bidi="sw_KE"/>
-        </w:rPr>
-        <w:t xml:space="preserve">; </w:t>
-      </w:r>
-      <w:hyperlink r:id="rId57">
-        <w:r>
-          <w:rPr>
-            <w:lang w:val="sw_KE" w:bidi="sw_KE"/>
-          </w:rPr>
-          <w:rPr>
-            <w:color w:val="0000EE"/>
-            <w:u w:val="single"/>
-          </w:rPr>
-          <w:t>Wagalatia 3:26–29</w:t>
-        </w:r>
-      </w:hyperlink>
-      <w:r>
-        <w:rPr>
-          <w:lang w:val="sw_KE" w:bidi="sw_KE"/>
-        </w:rPr>
-        <w:t xml:space="preserve">; </w:t>
-      </w:r>
-      <w:hyperlink r:id="rId58">
-        <w:r>
-          <w:rPr>
-            <w:lang w:val="sw_KE" w:bidi="sw_KE"/>
-          </w:rPr>
-          <w:rPr>
-            <w:color w:val="0000EE"/>
-            <w:u w:val="single"/>
-          </w:rPr>
-          <w:t>Waefeso 2:14</w:t>
+          <w:t>1 Samweli 5:1–12</w:t>
         </w:r>
       </w:hyperlink>
       <w:r>
@@ -3307,6 +3324,18 @@
   </w:num>
   <w:num w:numId="13" w16cid:durableId="592781308">
     <w:abstractNumId w:val="11"/>
+  </w:num>
+  <w:num w:numId="14">
+    <w:abstractNumId w:val="3"/>
+    <w:lvlOverride w:ilvl="0">
+      <w:startOverride w:val="1"/>
+    </w:lvlOverride>
+  </w:num>
+  <w:num w:numId="15">
+    <w:abstractNumId w:val="3"/>
+    <w:lvlOverride w:ilvl="0">
+      <w:startOverride w:val="1"/>
+    </w:lvlOverride>
   </w:num>
   <w:numIdMacAtCleanup w:val="10"/>
 </w:numbering>

--- a/swh/docx/005.content.docx
+++ b/swh/docx/005.content.docx
@@ -19,7 +19,7 @@
         <w:rPr>
           <w:lang w:val="sw_KE" w:bidi="sw_KE"/>
         </w:rPr>
-        <w:t>Resource: Tyndale Open Study Notes</w:t>
+        <w:t>Resource: Aquifer Open Study Notes (Themes)</w:t>
       </w:r>
       <w:r>
         <w:rPr>
@@ -112,7 +112,7 @@
         <w:rPr>
           <w:lang w:val="sw_KE" w:bidi="sw_KE"/>
         </w:rPr>
-        <w:t>Tyndale Open Study Notes</w:t>
+        <w:t>Aquifer Open Study Notes (Themes)</w:t>
       </w:r>
     </w:p>
     <w:p>

--- a/swh/docx/005.content.docx
+++ b/swh/docx/005.content.docx
@@ -227,72 +227,48 @@
           <w:lang w:val="sw_KE" w:bidi="sw_KE"/>
         </w:rPr>
       </w:r>
-      <w:hyperlink r:id="rId13">
-        <w:r>
-          <w:rPr>
-            <w:lang w:val="sw_KE" w:bidi="sw_KE"/>
-          </w:rPr>
-          <w:rPr>
-            <w:color w:val="0000EE"/>
-            <w:u w:val="single"/>
-          </w:rPr>
-          <w:t>Mwanzo 3</w:t>
-        </w:r>
-      </w:hyperlink>
+      <w:r>
+        <w:rPr>
+          <w:lang w:val="sw_KE" w:bidi="sw_KE"/>
+        </w:rPr>
+        <w:t>Mwanzo 3</w:t>
+      </w:r>
       <w:r>
         <w:rPr>
           <w:lang w:val="sw_KE" w:bidi="sw_KE"/>
         </w:rPr>
         <w:t xml:space="preserve"> inaeleza jinsi wanadamu walivyopoteza hali yao ya kimaadili kwa kuasi dhidi ya Mungu. Kile ambacho Mungu aliita "chema sana" hakikuwa tena kikamilifu (</w:t>
       </w:r>
-      <w:hyperlink r:id="rId14">
-        <w:r>
-          <w:rPr>
-            <w:lang w:val="sw_KE" w:bidi="sw_KE"/>
-          </w:rPr>
-          <w:rPr>
-            <w:color w:val="0000EE"/>
-            <w:u w:val="single"/>
-          </w:rPr>
-          <w:t>Mwanzo 1:31</w:t>
-        </w:r>
-      </w:hyperlink>
+      <w:r>
+        <w:rPr>
+          <w:lang w:val="sw_KE" w:bidi="sw_KE"/>
+        </w:rPr>
+        <w:t>Mwanzo 1:31</w:t>
+      </w:r>
       <w:r>
         <w:rPr>
           <w:lang w:val="sw_KE" w:bidi="sw_KE"/>
         </w:rPr>
         <w:t>). Mwanaume na mwanamke walikula tunda lililokuwa na ahadi ya maarifa ya mema na mabaya, wakiasi amri ya Mungu (</w:t>
       </w:r>
-      <w:hyperlink r:id="rId15">
-        <w:r>
-          <w:rPr>
-            <w:lang w:val="sw_KE" w:bidi="sw_KE"/>
-          </w:rPr>
-          <w:rPr>
-            <w:color w:val="0000EE"/>
-            <w:u w:val="single"/>
-          </w:rPr>
-          <w:t>2:16–17</w:t>
-        </w:r>
-      </w:hyperlink>
+      <w:r>
+        <w:rPr>
+          <w:lang w:val="sw_KE" w:bidi="sw_KE"/>
+        </w:rPr>
+        <w:t>2:16–17</w:t>
+      </w:r>
       <w:r>
         <w:rPr>
           <w:lang w:val="sw_KE" w:bidi="sw_KE"/>
         </w:rPr>
         <w:t xml:space="preserve">). Walijaribu kuwa kama Mungu (tazama </w:t>
       </w:r>
-      <w:hyperlink r:id="rId16">
-        <w:r>
-          <w:rPr>
-            <w:lang w:val="sw_KE" w:bidi="sw_KE"/>
-          </w:rPr>
-          <w:rPr>
-            <w:color w:val="0000EE"/>
-            <w:u w:val="single"/>
-          </w:rPr>
-          <w:t>3:5</w:t>
-        </w:r>
-      </w:hyperlink>
+      <w:r>
+        <w:rPr>
+          <w:lang w:val="sw_KE" w:bidi="sw_KE"/>
+        </w:rPr>
+        <w:t>3:5</w:t>
+      </w:r>
       <w:r>
         <w:rPr>
           <w:lang w:val="sw_KE" w:bidi="sw_KE"/>
@@ -313,162 +289,108 @@
         </w:rPr>
         <w:t>Kwa hivyo, wanadamu wote ni "walianguka," ikimaanisha wanazaliwa katika dunia iliyoharibika ambayo husababisha mwelekeo wa dhambi (</w:t>
       </w:r>
-      <w:hyperlink r:id="rId17">
-        <w:r>
-          <w:rPr>
-            <w:lang w:val="sw_KE" w:bidi="sw_KE"/>
-          </w:rPr>
-          <w:rPr>
-            <w:color w:val="0000EE"/>
-            <w:u w:val="single"/>
-          </w:rPr>
-          <w:t>Mwanzo 8:21</w:t>
-        </w:r>
-      </w:hyperlink>
+      <w:r>
+        <w:rPr>
+          <w:lang w:val="sw_KE" w:bidi="sw_KE"/>
+        </w:rPr>
+        <w:t>Mwanzo 8:21</w:t>
+      </w:r>
       <w:r>
         <w:rPr>
           <w:lang w:val="sw_KE" w:bidi="sw_KE"/>
         </w:rPr>
         <w:t xml:space="preserve">; </w:t>
       </w:r>
-      <w:hyperlink r:id="rId18">
-        <w:r>
-          <w:rPr>
-            <w:lang w:val="sw_KE" w:bidi="sw_KE"/>
-          </w:rPr>
-          <w:rPr>
-            <w:color w:val="0000EE"/>
-            <w:u w:val="single"/>
-          </w:rPr>
-          <w:t>Ayubu 4:17–21</w:t>
-        </w:r>
-      </w:hyperlink>
+      <w:r>
+        <w:rPr>
+          <w:lang w:val="sw_KE" w:bidi="sw_KE"/>
+        </w:rPr>
+        <w:t>Ayubu 4:17–21</w:t>
+      </w:r>
       <w:r>
         <w:rPr>
           <w:lang w:val="sw_KE" w:bidi="sw_KE"/>
         </w:rPr>
         <w:t xml:space="preserve">; </w:t>
       </w:r>
-      <w:hyperlink r:id="rId19">
-        <w:r>
-          <w:rPr>
-            <w:lang w:val="sw_KE" w:bidi="sw_KE"/>
-          </w:rPr>
-          <w:rPr>
-            <w:color w:val="0000EE"/>
-            <w:u w:val="single"/>
-          </w:rPr>
-          <w:t>Zaburi 51:5</w:t>
-        </w:r>
-      </w:hyperlink>
+      <w:r>
+        <w:rPr>
+          <w:lang w:val="sw_KE" w:bidi="sw_KE"/>
+        </w:rPr>
+        <w:t>Zaburi 51:5</w:t>
+      </w:r>
       <w:r>
         <w:rPr>
           <w:lang w:val="sw_KE" w:bidi="sw_KE"/>
         </w:rPr>
         <w:t xml:space="preserve">; </w:t>
       </w:r>
-      <w:hyperlink r:id="rId20">
-        <w:r>
-          <w:rPr>
-            <w:lang w:val="sw_KE" w:bidi="sw_KE"/>
-          </w:rPr>
-          <w:rPr>
-            <w:color w:val="0000EE"/>
-            <w:u w:val="single"/>
-          </w:rPr>
-          <w:t>103:10</w:t>
-        </w:r>
-      </w:hyperlink>
+      <w:r>
+        <w:rPr>
+          <w:lang w:val="sw_KE" w:bidi="sw_KE"/>
+        </w:rPr>
+        <w:t>103:10</w:t>
+      </w:r>
       <w:r>
         <w:rPr>
           <w:lang w:val="sw_KE" w:bidi="sw_KE"/>
         </w:rPr>
         <w:t xml:space="preserve">; </w:t>
       </w:r>
-      <w:hyperlink r:id="rId21">
-        <w:r>
-          <w:rPr>
-            <w:lang w:val="sw_KE" w:bidi="sw_KE"/>
-          </w:rPr>
-          <w:rPr>
-            <w:color w:val="0000EE"/>
-            <w:u w:val="single"/>
-          </w:rPr>
-          <w:t>143:2</w:t>
-        </w:r>
-      </w:hyperlink>
+      <w:r>
+        <w:rPr>
+          <w:lang w:val="sw_KE" w:bidi="sw_KE"/>
+        </w:rPr>
+        <w:t>143:2</w:t>
+      </w:r>
       <w:r>
         <w:rPr>
           <w:lang w:val="sw_KE" w:bidi="sw_KE"/>
         </w:rPr>
         <w:t xml:space="preserve">; </w:t>
       </w:r>
-      <w:hyperlink r:id="rId22">
-        <w:r>
-          <w:rPr>
-            <w:lang w:val="sw_KE" w:bidi="sw_KE"/>
-          </w:rPr>
-          <w:rPr>
-            <w:color w:val="0000EE"/>
-            <w:u w:val="single"/>
-          </w:rPr>
-          <w:t>Mithali 20:9</w:t>
-        </w:r>
-      </w:hyperlink>
+      <w:r>
+        <w:rPr>
+          <w:lang w:val="sw_KE" w:bidi="sw_KE"/>
+        </w:rPr>
+        <w:t>Mithali 20:9</w:t>
+      </w:r>
       <w:r>
         <w:rPr>
           <w:lang w:val="sw_KE" w:bidi="sw_KE"/>
         </w:rPr>
         <w:t>). Wanadamu wote pia sasa wanakumbana na kifo. Wakati mwanaume wa kwanza na mwanamke walipomwasi Mungu kwa kula tunda, walipoteza hali yao ya kutokuwa na hatia. Wazao wao na jamii nzima ya wanadamu sasa wanarithi dunia iliyolaaniwa (</w:t>
       </w:r>
-      <w:hyperlink r:id="rId23">
-        <w:r>
-          <w:rPr>
-            <w:lang w:val="sw_KE" w:bidi="sw_KE"/>
-          </w:rPr>
-          <w:rPr>
-            <w:color w:val="0000EE"/>
-            <w:u w:val="single"/>
-          </w:rPr>
-          <w:t>Warumi 5:12–14</w:t>
-        </w:r>
-      </w:hyperlink>
+      <w:r>
+        <w:rPr>
+          <w:lang w:val="sw_KE" w:bidi="sw_KE"/>
+        </w:rPr>
+        <w:t>Warumi 5:12–14</w:t>
+      </w:r>
       <w:r>
         <w:rPr>
           <w:lang w:val="sw_KE" w:bidi="sw_KE"/>
         </w:rPr>
         <w:t xml:space="preserve">; </w:t>
       </w:r>
-      <w:hyperlink r:id="rId24">
-        <w:r>
-          <w:rPr>
-            <w:lang w:val="sw_KE" w:bidi="sw_KE"/>
-          </w:rPr>
-          <w:rPr>
-            <w:color w:val="0000EE"/>
-            <w:u w:val="single"/>
-          </w:rPr>
-          <w:t>1 Wakorintho 15:21–22</w:t>
-        </w:r>
-      </w:hyperlink>
+      <w:r>
+        <w:rPr>
+          <w:lang w:val="sw_KE" w:bidi="sw_KE"/>
+        </w:rPr>
+        <w:t>1 Wakorintho 15:21–22</w:t>
+      </w:r>
       <w:r>
         <w:rPr>
           <w:lang w:val="sw_KE" w:bidi="sw_KE"/>
         </w:rPr>
         <w:t xml:space="preserve">, </w:t>
       </w:r>
-      <w:hyperlink r:id="rId25">
-        <w:r>
-          <w:rPr>
-            <w:lang w:val="sw_KE" w:bidi="sw_KE"/>
-          </w:rPr>
-          <w:rPr>
-            <w:color w:val="0000EE"/>
-            <w:u w:val="single"/>
-          </w:rPr>
-          <w:t>45–49</w:t>
-        </w:r>
-      </w:hyperlink>
+      <w:r>
+        <w:rPr>
+          <w:lang w:val="sw_KE" w:bidi="sw_KE"/>
+        </w:rPr>
+        <w:t>45–49</w:t>
+      </w:r>
       <w:r>
         <w:rPr>
           <w:lang w:val="sw_KE" w:bidi="sw_KE"/>
@@ -489,36 +411,24 @@
         </w:rPr>
         <w:t>Neno "dhambi ya asili" linaelezea jinsi athari za dhambi ya kwanza ya Adamu na Hawa zilivyoenea katika maisha ya watu binafsi na jamii kutokana na uasi wa binadamu. Watu wanapokubali mwelekeo wao wa dhambi, wanawajibika kwa matendo yao wenyewe (</w:t>
       </w:r>
-      <w:hyperlink r:id="rId26">
-        <w:r>
-          <w:rPr>
-            <w:lang w:val="sw_KE" w:bidi="sw_KE"/>
-          </w:rPr>
-          <w:rPr>
-            <w:color w:val="0000EE"/>
-            <w:u w:val="single"/>
-          </w:rPr>
-          <w:t>Mhubiri 7:20</w:t>
-        </w:r>
-      </w:hyperlink>
+      <w:r>
+        <w:rPr>
+          <w:lang w:val="sw_KE" w:bidi="sw_KE"/>
+        </w:rPr>
+        <w:t>Mhubiri 7:20</w:t>
+      </w:r>
       <w:r>
         <w:rPr>
           <w:lang w:val="sw_KE" w:bidi="sw_KE"/>
         </w:rPr>
         <w:t xml:space="preserve">; </w:t>
       </w:r>
-      <w:hyperlink r:id="rId27">
-        <w:r>
-          <w:rPr>
-            <w:lang w:val="sw_KE" w:bidi="sw_KE"/>
-          </w:rPr>
-          <w:rPr>
-            <w:color w:val="0000EE"/>
-            <w:u w:val="single"/>
-          </w:rPr>
-          <w:t>Warumi 3:23</w:t>
-        </w:r>
-      </w:hyperlink>
+      <w:r>
+        <w:rPr>
+          <w:lang w:val="sw_KE" w:bidi="sw_KE"/>
+        </w:rPr>
+        <w:t>Warumi 3:23</w:t>
+      </w:r>
       <w:r>
         <w:rPr>
           <w:lang w:val="sw_KE" w:bidi="sw_KE"/>
@@ -539,72 +449,48 @@
         </w:rPr>
         <w:t>Mwanaume wa kwanza, Adamu, alileta dhambi ulimwenguni, lakini "Adamu wa Pili," Yesu Kristo, ni suluhisho la dhambi (</w:t>
       </w:r>
-      <w:hyperlink r:id="rId28">
-        <w:r>
-          <w:rPr>
-            <w:lang w:val="sw_KE" w:bidi="sw_KE"/>
-          </w:rPr>
-          <w:rPr>
-            <w:color w:val="0000EE"/>
-            <w:u w:val="single"/>
-          </w:rPr>
-          <w:t>1 Wakorintho 15:3</w:t>
-        </w:r>
-      </w:hyperlink>
+      <w:r>
+        <w:rPr>
+          <w:lang w:val="sw_KE" w:bidi="sw_KE"/>
+        </w:rPr>
+        <w:t>1 Wakorintho 15:3</w:t>
+      </w:r>
       <w:r>
         <w:rPr>
           <w:lang w:val="sw_KE" w:bidi="sw_KE"/>
         </w:rPr>
         <w:t xml:space="preserve">; </w:t>
       </w:r>
-      <w:hyperlink r:id="rId29">
-        <w:r>
-          <w:rPr>
-            <w:lang w:val="sw_KE" w:bidi="sw_KE"/>
-          </w:rPr>
-          <w:rPr>
-            <w:color w:val="0000EE"/>
-            <w:u w:val="single"/>
-          </w:rPr>
-          <w:t>2 Wakorintho 5:21</w:t>
-        </w:r>
-      </w:hyperlink>
+      <w:r>
+        <w:rPr>
+          <w:lang w:val="sw_KE" w:bidi="sw_KE"/>
+        </w:rPr>
+        <w:t>2 Wakorintho 5:21</w:t>
+      </w:r>
       <w:r>
         <w:rPr>
           <w:lang w:val="sw_KE" w:bidi="sw_KE"/>
         </w:rPr>
         <w:t>). Kristo alipokufa kama mkombozi, alitoa wokovu wa Mungu kutoka kwa dhambi kwa kila mtu (</w:t>
       </w:r>
-      <w:hyperlink r:id="rId30">
-        <w:r>
-          <w:rPr>
-            <w:lang w:val="sw_KE" w:bidi="sw_KE"/>
-          </w:rPr>
-          <w:rPr>
-            <w:color w:val="0000EE"/>
-            <w:u w:val="single"/>
-          </w:rPr>
-          <w:t>Yohana 3:16</w:t>
-        </w:r>
-      </w:hyperlink>
+      <w:r>
+        <w:rPr>
+          <w:lang w:val="sw_KE" w:bidi="sw_KE"/>
+        </w:rPr>
+        <w:t>Yohana 3:16</w:t>
+      </w:r>
       <w:r>
         <w:rPr>
           <w:lang w:val="sw_KE" w:bidi="sw_KE"/>
         </w:rPr>
         <w:t xml:space="preserve">; </w:t>
       </w:r>
-      <w:hyperlink r:id="rId31">
-        <w:r>
-          <w:rPr>
-            <w:lang w:val="sw_KE" w:bidi="sw_KE"/>
-          </w:rPr>
-          <w:rPr>
-            <w:color w:val="0000EE"/>
-            <w:u w:val="single"/>
-          </w:rPr>
-          <w:t>Warumi 1:16</w:t>
-        </w:r>
-      </w:hyperlink>
+      <w:r>
+        <w:rPr>
+          <w:lang w:val="sw_KE" w:bidi="sw_KE"/>
+        </w:rPr>
+        <w:t>Warumi 1:16</w:t>
+      </w:r>
       <w:r>
         <w:rPr>
           <w:lang w:val="sw_KE" w:bidi="sw_KE"/>
@@ -634,270 +520,180 @@
           <w:lang w:val="sw_KE" w:bidi="sw_KE"/>
         </w:rPr>
       </w:r>
-      <w:hyperlink r:id="rId32">
-        <w:r>
-          <w:rPr>
-            <w:lang w:val="sw_KE" w:bidi="sw_KE"/>
-          </w:rPr>
-          <w:rPr>
-            <w:color w:val="0000EE"/>
-            <w:u w:val="single"/>
-          </w:rPr>
-          <w:t>Mwanzo 3:1–19</w:t>
-        </w:r>
-      </w:hyperlink>
+      <w:r>
+        <w:rPr>
+          <w:lang w:val="sw_KE" w:bidi="sw_KE"/>
+        </w:rPr>
+        <w:t>Mwanzo 3:1–19</w:t>
+      </w:r>
       <w:r>
         <w:rPr>
           <w:lang w:val="sw_KE" w:bidi="sw_KE"/>
         </w:rPr>
         <w:t xml:space="preserve">; </w:t>
       </w:r>
-      <w:hyperlink r:id="rId17">
-        <w:r>
-          <w:rPr>
-            <w:lang w:val="sw_KE" w:bidi="sw_KE"/>
-          </w:rPr>
-          <w:rPr>
-            <w:color w:val="0000EE"/>
-            <w:u w:val="single"/>
-          </w:rPr>
-          <w:t>8:21</w:t>
-        </w:r>
-      </w:hyperlink>
+      <w:r>
+        <w:rPr>
+          <w:lang w:val="sw_KE" w:bidi="sw_KE"/>
+        </w:rPr>
+        <w:t>8:21</w:t>
+      </w:r>
       <w:r>
         <w:rPr>
           <w:lang w:val="sw_KE" w:bidi="sw_KE"/>
         </w:rPr>
         <w:t xml:space="preserve">; </w:t>
       </w:r>
-      <w:hyperlink r:id="rId33">
-        <w:r>
-          <w:rPr>
-            <w:lang w:val="sw_KE" w:bidi="sw_KE"/>
-          </w:rPr>
-          <w:rPr>
-            <w:color w:val="0000EE"/>
-            <w:u w:val="single"/>
-          </w:rPr>
-          <w:t>Kutoka 34:7</w:t>
-        </w:r>
-      </w:hyperlink>
+      <w:r>
+        <w:rPr>
+          <w:lang w:val="sw_KE" w:bidi="sw_KE"/>
+        </w:rPr>
+        <w:t>Kutoka 34:7</w:t>
+      </w:r>
       <w:r>
         <w:rPr>
           <w:lang w:val="sw_KE" w:bidi="sw_KE"/>
         </w:rPr>
         <w:t xml:space="preserve">; </w:t>
       </w:r>
-      <w:hyperlink r:id="rId18">
-        <w:r>
-          <w:rPr>
-            <w:lang w:val="sw_KE" w:bidi="sw_KE"/>
-          </w:rPr>
-          <w:rPr>
-            <w:color w:val="0000EE"/>
-            <w:u w:val="single"/>
-          </w:rPr>
-          <w:t>Ayubu 4:17–21</w:t>
-        </w:r>
-      </w:hyperlink>
+      <w:r>
+        <w:rPr>
+          <w:lang w:val="sw_KE" w:bidi="sw_KE"/>
+        </w:rPr>
+        <w:t>Ayubu 4:17–21</w:t>
+      </w:r>
       <w:r>
         <w:rPr>
           <w:lang w:val="sw_KE" w:bidi="sw_KE"/>
         </w:rPr>
         <w:t xml:space="preserve">; </w:t>
       </w:r>
-      <w:hyperlink r:id="rId19">
-        <w:r>
-          <w:rPr>
-            <w:lang w:val="sw_KE" w:bidi="sw_KE"/>
-          </w:rPr>
-          <w:rPr>
-            <w:color w:val="0000EE"/>
-            <w:u w:val="single"/>
-          </w:rPr>
-          <w:t>Zaburi 51:5</w:t>
-        </w:r>
-      </w:hyperlink>
+      <w:r>
+        <w:rPr>
+          <w:lang w:val="sw_KE" w:bidi="sw_KE"/>
+        </w:rPr>
+        <w:t>Zaburi 51:5</w:t>
+      </w:r>
       <w:r>
         <w:rPr>
           <w:lang w:val="sw_KE" w:bidi="sw_KE"/>
         </w:rPr>
         <w:t xml:space="preserve">; </w:t>
       </w:r>
-      <w:hyperlink r:id="rId34">
-        <w:r>
-          <w:rPr>
-            <w:lang w:val="sw_KE" w:bidi="sw_KE"/>
-          </w:rPr>
-          <w:rPr>
-            <w:color w:val="0000EE"/>
-            <w:u w:val="single"/>
-          </w:rPr>
-          <w:t>Mithali 22:15</w:t>
-        </w:r>
-      </w:hyperlink>
+      <w:r>
+        <w:rPr>
+          <w:lang w:val="sw_KE" w:bidi="sw_KE"/>
+        </w:rPr>
+        <w:t>Mithali 22:15</w:t>
+      </w:r>
       <w:r>
         <w:rPr>
           <w:lang w:val="sw_KE" w:bidi="sw_KE"/>
         </w:rPr>
         <w:t xml:space="preserve">; </w:t>
       </w:r>
-      <w:hyperlink r:id="rId35">
-        <w:r>
-          <w:rPr>
-            <w:lang w:val="sw_KE" w:bidi="sw_KE"/>
-          </w:rPr>
-          <w:rPr>
-            <w:color w:val="0000EE"/>
-            <w:u w:val="single"/>
-          </w:rPr>
-          <w:t>Ezekieli 36:16–36</w:t>
-        </w:r>
-      </w:hyperlink>
+      <w:r>
+        <w:rPr>
+          <w:lang w:val="sw_KE" w:bidi="sw_KE"/>
+        </w:rPr>
+        <w:t>Ezekieli 36:16–36</w:t>
+      </w:r>
       <w:r>
         <w:rPr>
           <w:lang w:val="sw_KE" w:bidi="sw_KE"/>
         </w:rPr>
         <w:t xml:space="preserve">; </w:t>
       </w:r>
-      <w:hyperlink r:id="rId36">
-        <w:r>
-          <w:rPr>
-            <w:lang w:val="sw_KE" w:bidi="sw_KE"/>
-          </w:rPr>
-          <w:rPr>
-            <w:color w:val="0000EE"/>
-            <w:u w:val="single"/>
-          </w:rPr>
-          <w:t>Yohana 8:1–11</w:t>
-        </w:r>
-      </w:hyperlink>
+      <w:r>
+        <w:rPr>
+          <w:lang w:val="sw_KE" w:bidi="sw_KE"/>
+        </w:rPr>
+        <w:t>Yohana 8:1–11</w:t>
+      </w:r>
       <w:r>
         <w:rPr>
           <w:lang w:val="sw_KE" w:bidi="sw_KE"/>
         </w:rPr>
         <w:t xml:space="preserve">; </w:t>
       </w:r>
-      <w:hyperlink r:id="rId37">
-        <w:r>
-          <w:rPr>
-            <w:lang w:val="sw_KE" w:bidi="sw_KE"/>
-          </w:rPr>
-          <w:rPr>
-            <w:color w:val="0000EE"/>
-            <w:u w:val="single"/>
-          </w:rPr>
-          <w:t>Warumi 1:18–3:20</w:t>
-        </w:r>
-      </w:hyperlink>
+      <w:r>
+        <w:rPr>
+          <w:lang w:val="sw_KE" w:bidi="sw_KE"/>
+        </w:rPr>
+        <w:t>Warumi 1:18–3:20</w:t>
+      </w:r>
       <w:r>
         <w:rPr>
           <w:lang w:val="sw_KE" w:bidi="sw_KE"/>
         </w:rPr>
         <w:t xml:space="preserve">; </w:t>
       </w:r>
-      <w:hyperlink r:id="rId38">
-        <w:r>
-          <w:rPr>
-            <w:lang w:val="sw_KE" w:bidi="sw_KE"/>
-          </w:rPr>
-          <w:rPr>
-            <w:color w:val="0000EE"/>
-            <w:u w:val="single"/>
-          </w:rPr>
-          <w:t>5:12–21</w:t>
-        </w:r>
-      </w:hyperlink>
+      <w:r>
+        <w:rPr>
+          <w:lang w:val="sw_KE" w:bidi="sw_KE"/>
+        </w:rPr>
+        <w:t>5:12–21</w:t>
+      </w:r>
       <w:r>
         <w:rPr>
           <w:lang w:val="sw_KE" w:bidi="sw_KE"/>
         </w:rPr>
         <w:t xml:space="preserve">; </w:t>
       </w:r>
-      <w:hyperlink r:id="rId24">
-        <w:r>
-          <w:rPr>
-            <w:lang w:val="sw_KE" w:bidi="sw_KE"/>
-          </w:rPr>
-          <w:rPr>
-            <w:color w:val="0000EE"/>
-            <w:u w:val="single"/>
-          </w:rPr>
-          <w:t>1 Wakorintho 15:21–22</w:t>
-        </w:r>
-      </w:hyperlink>
+      <w:r>
+        <w:rPr>
+          <w:lang w:val="sw_KE" w:bidi="sw_KE"/>
+        </w:rPr>
+        <w:t>1 Wakorintho 15:21–22</w:t>
+      </w:r>
       <w:r>
         <w:rPr>
           <w:lang w:val="sw_KE" w:bidi="sw_KE"/>
         </w:rPr>
         <w:t xml:space="preserve">; </w:t>
       </w:r>
-      <w:hyperlink r:id="rId39">
-        <w:r>
-          <w:rPr>
-            <w:lang w:val="sw_KE" w:bidi="sw_KE"/>
-          </w:rPr>
-          <w:rPr>
-            <w:color w:val="0000EE"/>
-            <w:u w:val="single"/>
-          </w:rPr>
-          <w:t>Wagalatia 3:22</w:t>
-        </w:r>
-      </w:hyperlink>
+      <w:r>
+        <w:rPr>
+          <w:lang w:val="sw_KE" w:bidi="sw_KE"/>
+        </w:rPr>
+        <w:t>Wagalatia 3:22</w:t>
+      </w:r>
       <w:r>
         <w:rPr>
           <w:lang w:val="sw_KE" w:bidi="sw_KE"/>
         </w:rPr>
         <w:t xml:space="preserve">; </w:t>
       </w:r>
-      <w:hyperlink r:id="rId40">
-        <w:r>
-          <w:rPr>
-            <w:lang w:val="sw_KE" w:bidi="sw_KE"/>
-          </w:rPr>
-          <w:rPr>
-            <w:color w:val="0000EE"/>
-            <w:u w:val="single"/>
-          </w:rPr>
-          <w:t>5:17–24</w:t>
-        </w:r>
-      </w:hyperlink>
+      <w:r>
+        <w:rPr>
+          <w:lang w:val="sw_KE" w:bidi="sw_KE"/>
+        </w:rPr>
+        <w:t>5:17–24</w:t>
+      </w:r>
       <w:r>
         <w:rPr>
           <w:lang w:val="sw_KE" w:bidi="sw_KE"/>
         </w:rPr>
         <w:t xml:space="preserve">; </w:t>
       </w:r>
-      <w:hyperlink r:id="rId41">
-        <w:r>
-          <w:rPr>
-            <w:lang w:val="sw_KE" w:bidi="sw_KE"/>
-          </w:rPr>
-          <w:rPr>
-            <w:color w:val="0000EE"/>
-            <w:u w:val="single"/>
-          </w:rPr>
-          <w:t>Waefeso 2:1–10</w:t>
-        </w:r>
-      </w:hyperlink>
+      <w:r>
+        <w:rPr>
+          <w:lang w:val="sw_KE" w:bidi="sw_KE"/>
+        </w:rPr>
+        <w:t>Waefeso 2:1–10</w:t>
+      </w:r>
       <w:r>
         <w:rPr>
           <w:lang w:val="sw_KE" w:bidi="sw_KE"/>
         </w:rPr>
         <w:t xml:space="preserve">; </w:t>
       </w:r>
-      <w:hyperlink r:id="rId42">
-        <w:r>
-          <w:rPr>
-            <w:lang w:val="sw_KE" w:bidi="sw_KE"/>
-          </w:rPr>
-          <w:rPr>
-            <w:color w:val="0000EE"/>
-            <w:u w:val="single"/>
-          </w:rPr>
-          <w:t>1 Yohana 3:14</w:t>
-        </w:r>
-      </w:hyperlink>
+      <w:r>
+        <w:rPr>
+          <w:lang w:val="sw_KE" w:bidi="sw_KE"/>
+        </w:rPr>
+        <w:t>1 Yohana 3:14</w:t>
+      </w:r>
       <w:r>
         <w:rPr>
           <w:lang w:val="sw_KE" w:bidi="sw_KE"/>
@@ -1145,18 +941,12 @@
         </w:rPr>
         <w:t xml:space="preserve"> alikuwa mungu mkuu wa mji wa Wafilisti wa Ashdodi (</w:t>
       </w:r>
-      <w:hyperlink r:id="rId43">
-        <w:r>
-          <w:rPr>
-            <w:lang w:val="sw_KE" w:bidi="sw_KE"/>
-          </w:rPr>
-          <w:rPr>
-            <w:color w:val="0000EE"/>
-            <w:u w:val="single"/>
-          </w:rPr>
-          <w:t>1 Samweli 5:1–7</w:t>
-        </w:r>
-      </w:hyperlink>
+      <w:r>
+        <w:rPr>
+          <w:lang w:val="sw_KE" w:bidi="sw_KE"/>
+        </w:rPr>
+        <w:t>1 Samweli 5:1–7</w:t>
+      </w:r>
       <w:r>
         <w:rPr>
           <w:lang w:val="sw_KE" w:bidi="sw_KE"/>
@@ -1307,18 +1097,12 @@
         </w:rPr>
         <w:t xml:space="preserve">Wakanaani waliabudu vitu walivyoamini vingewaletea manufaa ya kimwili. Ikiwa hili lingewafurahisha miungu na miungumungu, wangeweza kupata mavuno mazuri. Ikiwa Mungu alikasirika, watu wangeweza kutoa dhabihu za wanyama au binadamu ili kumtuliza Mungu (tazama </w:t>
       </w:r>
-      <w:hyperlink r:id="rId44">
-        <w:r>
-          <w:rPr>
-            <w:lang w:val="sw_KE" w:bidi="sw_KE"/>
-          </w:rPr>
-          <w:rPr>
-            <w:color w:val="0000EE"/>
-            <w:u w:val="single"/>
-          </w:rPr>
-          <w:t>2 Wafalme 3:26–27</w:t>
-        </w:r>
-      </w:hyperlink>
+      <w:r>
+        <w:rPr>
+          <w:lang w:val="sw_KE" w:bidi="sw_KE"/>
+        </w:rPr>
+        <w:t>2 Wafalme 3:26–27</w:t>
+      </w:r>
       <w:r>
         <w:rPr>
           <w:lang w:val="sw_KE" w:bidi="sw_KE"/>
@@ -1353,36 +1137,24 @@
         </w:rPr>
         <w:t xml:space="preserve">Kinyume chake, Mungu wa Israeli, Yahweh, alihitaji uaminifu kamili. Ibada yake ilijengwa juu ya imani, si hofu. Kwa bahati mbaya, Waisraeli hawakudumisha imani yao kwa Mungu mmoja. Walikubali mawazo na desturi za kipagani, wakiabudu miungu ya Wakanaani kwa njia yao. Utamaduni wao ulipotoshwa na kumkasirisha Mungu. Matokeo yake, Mungu aliwahukumu na kuwatuma uhamishoni (tazama </w:t>
       </w:r>
-      <w:hyperlink r:id="rId45">
-        <w:r>
-          <w:rPr>
-            <w:lang w:val="sw_KE" w:bidi="sw_KE"/>
-          </w:rPr>
-          <w:rPr>
-            <w:color w:val="0000EE"/>
-            <w:u w:val="single"/>
-          </w:rPr>
-          <w:t>2 Wafalme 17:5–23</w:t>
-        </w:r>
-      </w:hyperlink>
+      <w:r>
+        <w:rPr>
+          <w:lang w:val="sw_KE" w:bidi="sw_KE"/>
+        </w:rPr>
+        <w:t>2 Wafalme 17:5–23</w:t>
+      </w:r>
       <w:r>
         <w:rPr>
           <w:lang w:val="sw_KE" w:bidi="sw_KE"/>
         </w:rPr>
         <w:t xml:space="preserve">; </w:t>
       </w:r>
-      <w:hyperlink r:id="rId46">
-        <w:r>
-          <w:rPr>
-            <w:lang w:val="sw_KE" w:bidi="sw_KE"/>
-          </w:rPr>
-          <w:rPr>
-            <w:color w:val="0000EE"/>
-            <w:u w:val="single"/>
-          </w:rPr>
-          <w:t>24:18–25:21</w:t>
-        </w:r>
-      </w:hyperlink>
+      <w:r>
+        <w:rPr>
+          <w:lang w:val="sw_KE" w:bidi="sw_KE"/>
+        </w:rPr>
+        <w:t>24:18–25:21</w:t>
+      </w:r>
       <w:r>
         <w:rPr>
           <w:lang w:val="sw_KE" w:bidi="sw_KE"/>
@@ -1412,18 +1184,12 @@
           <w:lang w:val="sw_KE" w:bidi="sw_KE"/>
         </w:rPr>
       </w:r>
-      <w:hyperlink r:id="rId47">
-        <w:r>
-          <w:rPr>
-            <w:lang w:val="sw_KE" w:bidi="sw_KE"/>
-          </w:rPr>
-          <w:rPr>
-            <w:color w:val="0000EE"/>
-            <w:u w:val="single"/>
-          </w:rPr>
-          <w:t>1 Samweli 5:1–12</w:t>
-        </w:r>
-      </w:hyperlink>
+      <w:r>
+        <w:rPr>
+          <w:lang w:val="sw_KE" w:bidi="sw_KE"/>
+        </w:rPr>
+        <w:t>1 Samweli 5:1–12</w:t>
+      </w:r>
       <w:r>
         <w:rPr>
           <w:lang w:val="sw_KE" w:bidi="sw_KE"/>
